--- a/papers/04_D_StateMachineIsNotYetAPrompt_交差稿.docx
+++ b/papers/04_D_StateMachineIsNotYetAPrompt_交差稿.docx
@@ -15268,388 +15268,479 @@
       <w:r>
         <w:t xml:space="preserve">（★ 无第三方依赖、★ 纯标准库、★ 路径相对自身定位）：</w:t>
       </w:r>
-      <w:r>
-        <w:t xml:space="preserve"> </w:t>
-      </w:r>
-      <w:r>
-        <w:t xml:space="preserve">| 件 | 仓内路径 | sha256 前 8 位 |</w:t>
-      </w:r>
-      <w:r>
-        <w:t xml:space="preserve"> </w:t>
-      </w:r>
-      <w:r>
-        <w:t xml:space="preserve">|---|---|---|</w:t>
-      </w:r>
-      <w:r>
-        <w:t xml:space="preserve"> </w:t>
-      </w:r>
-      <w:r>
-        <w:t xml:space="preserve">| ★</w:t>
-      </w:r>
-      <w:r>
-        <w:t xml:space="preserve"> </w:t>
-      </w:r>
-      <w:r>
-        <w:rPr>
-          <w:bCs/>
-          <w:b/>
-        </w:rPr>
-        <w:t xml:space="preserve">复算脚本</w:t>
-      </w:r>
-      <w:r>
-        <w:t xml:space="preserve">（★ 自写实现，★</w:t>
-      </w:r>
-      <w:r>
-        <w:t xml:space="preserve"> </w:t>
-      </w:r>
-      <w:r>
-        <w:rPr>
-          <w:bCs/>
-          <w:b/>
-        </w:rPr>
-        <w:t xml:space="preserve">不 import</w:t>
-      </w:r>
-      <w:r>
-        <w:t xml:space="preserve"> </w:t>
-      </w:r>
-      <w:r>
-        <w:t xml:space="preserve">第四组的</w:t>
-      </w:r>
-      <w:r>
-        <w:t xml:space="preserve"> </w:t>
-      </w:r>
-      <w:r>
-        <w:rPr>
-          <w:rStyle w:val="VerbatimChar"/>
-        </w:rPr>
-        <w:t xml:space="preserve">metrics2</w:t>
-      </w:r>
-      <w:r>
-        <w:t xml:space="preserve">、★</w:t>
-      </w:r>
-      <w:r>
-        <w:t xml:space="preserve"> </w:t>
-      </w:r>
-      <w:r>
-        <w:rPr>
-          <w:bCs/>
-          <w:b/>
-        </w:rPr>
-        <w:t xml:space="preserve">不写死基线 sha</w:t>
-      </w:r>
-      <w:r>
-        <w:t xml:space="preserve">、★</w:t>
-      </w:r>
-      <w:r>
-        <w:t xml:space="preserve"> </w:t>
-      </w:r>
-      <w:r>
-        <w:rPr>
-          <w:bCs/>
-          <w:b/>
-        </w:rPr>
-        <w:t xml:space="preserve">规模数全部从数据里数</w:t>
-      </w:r>
-      <w:r>
-        <w:t xml:space="preserve">、★</w:t>
-      </w:r>
-      <w:r>
-        <w:t xml:space="preserve"> </w:t>
-      </w:r>
-      <w:r>
-        <w:rPr>
-          <w:bCs/>
-          <w:b/>
-        </w:rPr>
-        <w:t xml:space="preserve">只读输入</w:t>
-      </w:r>
-      <w:r>
-        <w:t xml:space="preserve">） |</w:t>
-      </w:r>
-      <w:r>
-        <w:t xml:space="preserve"> </w:t>
-      </w:r>
-      <w:r>
-        <w:rPr>
-          <w:rStyle w:val="VerbatimChar"/>
-        </w:rPr>
-        <w:t xml:space="preserve">来源与底稿/第四组/复算/recompute_d1.py</w:t>
-      </w:r>
-      <w:r>
-        <w:t xml:space="preserve"> </w:t>
-      </w:r>
-      <w:r>
-        <w:t xml:space="preserve">|</w:t>
-      </w:r>
-      <w:r>
-        <w:t xml:space="preserve"> </w:t>
-      </w:r>
-      <w:r>
-        <w:rPr>
-          <w:bCs/>
-          <w:b/>
-        </w:rPr>
-        <w:t xml:space="preserve">15329d39</w:t>
-      </w:r>
-      <w:r>
-        <w:t xml:space="preserve"> </w:t>
-      </w:r>
-      <w:r>
-        <w:t xml:space="preserve">|</w:t>
-      </w:r>
-      <w:r>
-        <w:t xml:space="preserve"> </w:t>
-      </w:r>
-      <w:r>
-        <w:t xml:space="preserve">| ★</w:t>
-      </w:r>
-      <w:r>
-        <w:t xml:space="preserve"> </w:t>
-      </w:r>
-      <w:r>
-        <w:rPr>
-          <w:bCs/>
-          <w:b/>
-        </w:rPr>
-        <w:t xml:space="preserve">复算说明</w:t>
-      </w:r>
-      <w:r>
-        <w:t xml:space="preserve">（★ 它读什么 / 判据定义 / 统计方法 / ★</w:t>
-      </w:r>
-      <w:r>
-        <w:t xml:space="preserve"> </w:t>
-      </w:r>
-      <w:r>
-        <w:rPr>
-          <w:bCs/>
-          <w:b/>
-        </w:rPr>
-        <w:t xml:space="preserve">第三方按这三条核</w:t>
-      </w:r>
-      <w:r>
-        <w:t xml:space="preserve">） |</w:t>
-      </w:r>
-      <w:r>
-        <w:t xml:space="preserve"> </w:t>
-      </w:r>
-      <w:r>
-        <w:rPr>
-          <w:rStyle w:val="VerbatimChar"/>
-        </w:rPr>
-        <w:t xml:space="preserve">来源与底稿/第四组/复算/README_复算说明.md</w:t>
-      </w:r>
-      <w:r>
-        <w:t xml:space="preserve"> </w:t>
-      </w:r>
-      <w:r>
-        <w:t xml:space="preserve">|</w:t>
-      </w:r>
-      <w:r>
-        <w:t xml:space="preserve"> </w:t>
-      </w:r>
-      <w:r>
-        <w:rPr>
-          <w:bCs/>
-          <w:b/>
-        </w:rPr>
-        <w:t xml:space="preserve">a1ac0a24</w:t>
-      </w:r>
-      <w:r>
-        <w:t xml:space="preserve"> </w:t>
-      </w:r>
-      <w:r>
-        <w:t xml:space="preserve">|</w:t>
-      </w:r>
-      <w:r>
-        <w:t xml:space="preserve"> </w:t>
-      </w:r>
-      <w:r>
-        <w:t xml:space="preserve">| ★</w:t>
-      </w:r>
-      <w:r>
-        <w:t xml:space="preserve"> </w:t>
-      </w:r>
-      <w:r>
-        <w:rPr>
-          <w:bCs/>
-          <w:b/>
-        </w:rPr>
-        <w:t xml:space="preserve">原始产出</w:t>
-      </w:r>
-      <w:r>
-        <w:t xml:space="preserve">（原锚点批次） |</w:t>
-      </w:r>
-      <w:r>
-        <w:t xml:space="preserve"> </w:t>
-      </w:r>
-      <w:r>
-        <w:rPr>
-          <w:rStyle w:val="VerbatimChar"/>
-        </w:rPr>
-        <w:t xml:space="preserve">来源与底稿/第四组/group4_state_driven/archive/runs/``p2_orig.jsonl</w:t>
-      </w:r>
-      <w:r>
-        <w:t xml:space="preserve"> </w:t>
-      </w:r>
-      <w:r>
-        <w:t xml:space="preserve">|</w:t>
-      </w:r>
-      <w:r>
-        <w:t xml:space="preserve"> </w:t>
-      </w:r>
-      <w:r>
-        <w:rPr>
-          <w:bCs/>
-          <w:b/>
-        </w:rPr>
-        <w:t xml:space="preserve">3948eac2</w:t>
-      </w:r>
-      <w:r>
-        <w:t xml:space="preserve"> </w:t>
-      </w:r>
-      <w:r>
-        <w:t xml:space="preserve">|</w:t>
-      </w:r>
-      <w:r>
-        <w:t xml:space="preserve"> </w:t>
-      </w:r>
-      <w:r>
-        <w:t xml:space="preserve">| ★</w:t>
-      </w:r>
-      <w:r>
-        <w:t xml:space="preserve"> </w:t>
-      </w:r>
-      <w:r>
-        <w:rPr>
-          <w:bCs/>
-          <w:b/>
-        </w:rPr>
-        <w:t xml:space="preserve">原始产出</w:t>
-      </w:r>
-      <w:r>
-        <w:t xml:space="preserve">（换值批次） |</w:t>
-      </w:r>
-      <w:r>
-        <w:t xml:space="preserve"> </w:t>
-      </w:r>
-      <w:r>
-        <w:rPr>
-          <w:rStyle w:val="VerbatimChar"/>
-        </w:rPr>
-        <w:t xml:space="preserve">来源与底稿/第四组/group4_state_driven/archive/runs/``p2_swap.jsonl</w:t>
-      </w:r>
-      <w:r>
-        <w:t xml:space="preserve"> </w:t>
-      </w:r>
-      <w:r>
-        <w:t xml:space="preserve">|</w:t>
-      </w:r>
-      <w:r>
-        <w:t xml:space="preserve"> </w:t>
-      </w:r>
-      <w:r>
-        <w:rPr>
-          <w:bCs/>
-          <w:b/>
-        </w:rPr>
-        <w:t xml:space="preserve">286d6ba0</w:t>
-      </w:r>
-      <w:r>
-        <w:t xml:space="preserve"> </w:t>
-      </w:r>
-      <w:r>
-        <w:t xml:space="preserve">|</w:t>
-      </w:r>
-      <w:r>
-        <w:t xml:space="preserve"> </w:t>
-      </w:r>
-      <w:r>
-        <w:t xml:space="preserve">| ★</w:t>
-      </w:r>
-      <w:r>
-        <w:t xml:space="preserve"> </w:t>
-      </w:r>
-      <w:r>
-        <w:rPr>
-          <w:bCs/>
-          <w:b/>
-        </w:rPr>
-        <w:t xml:space="preserve">第四组自己的分析产物</w:t>
-      </w:r>
-      <w:r>
-        <w:t xml:space="preserve">（★ 逐行对拍用） |</w:t>
-      </w:r>
-      <w:r>
-        <w:t xml:space="preserve"> </w:t>
-      </w:r>
-      <w:r>
-        <w:rPr>
-          <w:rStyle w:val="VerbatimChar"/>
-        </w:rPr>
-        <w:t xml:space="preserve">来源与底稿/第四组/group4_state_driven/archive/runs/``p2_ckf_analysis.json</w:t>
-      </w:r>
-      <w:r>
-        <w:t xml:space="preserve"> </w:t>
-      </w:r>
-      <w:r>
-        <w:t xml:space="preserve">|</w:t>
-      </w:r>
-      <w:r>
-        <w:t xml:space="preserve"> </w:t>
-      </w:r>
-      <w:r>
-        <w:rPr>
-          <w:bCs/>
-          <w:b/>
-        </w:rPr>
-        <w:t xml:space="preserve">c78293de</w:t>
-      </w:r>
-      <w:r>
-        <w:t xml:space="preserve"> </w:t>
-      </w:r>
-      <w:r>
-        <w:t xml:space="preserve">|</w:t>
-      </w:r>
-      <w:r>
-        <w:t xml:space="preserve"> </w:t>
-      </w:r>
-      <w:r>
-        <w:t xml:space="preserve">| ★ 判定版报告 |</w:t>
-      </w:r>
-      <w:r>
-        <w:t xml:space="preserve"> </w:t>
-      </w:r>
-      <w:r>
-        <w:rPr>
-          <w:rStyle w:val="VerbatimChar"/>
-        </w:rPr>
-        <w:t xml:space="preserve">来源与底稿/第四组/第四组交付/data/report_p1.md</w:t>
-      </w:r>
-      <w:r>
-        <w:t xml:space="preserve"> </w:t>
-      </w:r>
-      <w:r>
-        <w:t xml:space="preserve">|</w:t>
-      </w:r>
-      <w:r>
-        <w:t xml:space="preserve"> </w:t>
-      </w:r>
-      <w:r>
-        <w:rPr>
-          <w:bCs/>
-          <w:b/>
-        </w:rPr>
-        <w:t xml:space="preserve">f8f6d437</w:t>
-      </w:r>
-      <w:r>
-        <w:t xml:space="preserve"> </w:t>
-      </w:r>
-      <w:r>
-        <w:t xml:space="preserve">|</w:t>
-      </w:r>
-      <w:r>
-        <w:t xml:space="preserve"> </w:t>
-      </w:r>
+    </w:p>
+    <w:tbl>
+      <w:tblPr>
+        <w:tblStyle w:val="Table"/>
+        <w:tblW w:type="pct" w:w="5000"/>
+        <w:tblLook w:firstRow="1" w:lastRow="0" w:firstColumn="0" w:lastColumn="0" w:noHBand="0" w:noVBand="0" w:val="0020"/>
+      </w:tblPr>
+      <w:tblGrid>
+        <w:gridCol w:w="2640"/>
+        <w:gridCol w:w="2640"/>
+        <w:gridCol w:w="2640"/>
+      </w:tblGrid>
+      <w:tr>
+        <w:trPr>
+          <w:tblHeader w:val="true"/>
+        </w:trPr>
+        <w:tc>
+          <w:tcPr/>
+          <w:p>
+            <w:pPr>
+              <w:pStyle w:val="Compact"/>
+              <w:jc w:val="left"/>
+            </w:pPr>
+            <w:r>
+              <w:t xml:space="preserve">件</w:t>
+            </w:r>
+          </w:p>
+        </w:tc>
+        <w:tc>
+          <w:tcPr/>
+          <w:p>
+            <w:pPr>
+              <w:pStyle w:val="Compact"/>
+              <w:jc w:val="left"/>
+            </w:pPr>
+            <w:r>
+              <w:t xml:space="preserve">仓内路径</w:t>
+            </w:r>
+          </w:p>
+        </w:tc>
+        <w:tc>
+          <w:tcPr/>
+          <w:p>
+            <w:pPr>
+              <w:pStyle w:val="Compact"/>
+              <w:jc w:val="left"/>
+            </w:pPr>
+            <w:r>
+              <w:t xml:space="preserve">sha256 前 8 位</w:t>
+            </w:r>
+          </w:p>
+        </w:tc>
+      </w:tr>
+      <w:tr>
+        <w:tc>
+          <w:tcPr/>
+          <w:p>
+            <w:pPr>
+              <w:pStyle w:val="Compact"/>
+              <w:jc w:val="left"/>
+            </w:pPr>
+            <w:r>
+              <w:t xml:space="preserve">★</w:t>
+            </w:r>
+            <w:r>
+              <w:t xml:space="preserve"> </w:t>
+            </w:r>
+            <w:r>
+              <w:rPr>
+                <w:bCs/>
+                <w:b/>
+              </w:rPr>
+              <w:t xml:space="preserve">复算脚本</w:t>
+            </w:r>
+            <w:r>
+              <w:t xml:space="preserve">（★ 自写实现，★</w:t>
+            </w:r>
+            <w:r>
+              <w:t xml:space="preserve"> </w:t>
+            </w:r>
+            <w:r>
+              <w:rPr>
+                <w:bCs/>
+                <w:b/>
+              </w:rPr>
+              <w:t xml:space="preserve">不 import</w:t>
+            </w:r>
+            <w:r>
+              <w:t xml:space="preserve"> </w:t>
+            </w:r>
+            <w:r>
+              <w:t xml:space="preserve">第四组的</w:t>
+            </w:r>
+            <w:r>
+              <w:t xml:space="preserve"> </w:t>
+            </w:r>
+            <w:r>
+              <w:rPr>
+                <w:rStyle w:val="VerbatimChar"/>
+              </w:rPr>
+              <w:t xml:space="preserve">metrics2</w:t>
+            </w:r>
+            <w:r>
+              <w:t xml:space="preserve">、★</w:t>
+            </w:r>
+            <w:r>
+              <w:t xml:space="preserve"> </w:t>
+            </w:r>
+            <w:r>
+              <w:rPr>
+                <w:bCs/>
+                <w:b/>
+              </w:rPr>
+              <w:t xml:space="preserve">不写死基线 sha</w:t>
+            </w:r>
+            <w:r>
+              <w:t xml:space="preserve">、★</w:t>
+            </w:r>
+            <w:r>
+              <w:t xml:space="preserve"> </w:t>
+            </w:r>
+            <w:r>
+              <w:rPr>
+                <w:bCs/>
+                <w:b/>
+              </w:rPr>
+              <w:t xml:space="preserve">规模数全部从数据里数</w:t>
+            </w:r>
+            <w:r>
+              <w:t xml:space="preserve">、★</w:t>
+            </w:r>
+            <w:r>
+              <w:t xml:space="preserve"> </w:t>
+            </w:r>
+            <w:r>
+              <w:rPr>
+                <w:bCs/>
+                <w:b/>
+              </w:rPr>
+              <w:t xml:space="preserve">只读输入</w:t>
+            </w:r>
+            <w:r>
+              <w:t xml:space="preserve">）</w:t>
+            </w:r>
+          </w:p>
+        </w:tc>
+        <w:tc>
+          <w:tcPr/>
+          <w:p>
+            <w:pPr>
+              <w:pStyle w:val="Compact"/>
+              <w:jc w:val="left"/>
+            </w:pPr>
+            <w:r>
+              <w:rPr>
+                <w:rStyle w:val="VerbatimChar"/>
+              </w:rPr>
+              <w:t xml:space="preserve">来源与底稿/第四组/复算/recompute_d1.py</w:t>
+            </w:r>
+          </w:p>
+        </w:tc>
+        <w:tc>
+          <w:tcPr/>
+          <w:p>
+            <w:pPr>
+              <w:pStyle w:val="Compact"/>
+              <w:jc w:val="left"/>
+            </w:pPr>
+            <w:r>
+              <w:rPr>
+                <w:bCs/>
+                <w:b/>
+              </w:rPr>
+              <w:t xml:space="preserve">15329d39</w:t>
+            </w:r>
+          </w:p>
+        </w:tc>
+      </w:tr>
+      <w:tr>
+        <w:tc>
+          <w:tcPr/>
+          <w:p>
+            <w:pPr>
+              <w:pStyle w:val="Compact"/>
+              <w:jc w:val="left"/>
+            </w:pPr>
+            <w:r>
+              <w:t xml:space="preserve">★</w:t>
+            </w:r>
+            <w:r>
+              <w:t xml:space="preserve"> </w:t>
+            </w:r>
+            <w:r>
+              <w:rPr>
+                <w:bCs/>
+                <w:b/>
+              </w:rPr>
+              <w:t xml:space="preserve">复算说明</w:t>
+            </w:r>
+            <w:r>
+              <w:t xml:space="preserve">（★ 它读什么 / 判据定义 / 统计方法 / ★</w:t>
+            </w:r>
+            <w:r>
+              <w:t xml:space="preserve"> </w:t>
+            </w:r>
+            <w:r>
+              <w:rPr>
+                <w:bCs/>
+                <w:b/>
+              </w:rPr>
+              <w:t xml:space="preserve">第三方按这三条核</w:t>
+            </w:r>
+            <w:r>
+              <w:t xml:space="preserve">）</w:t>
+            </w:r>
+          </w:p>
+        </w:tc>
+        <w:tc>
+          <w:tcPr/>
+          <w:p>
+            <w:pPr>
+              <w:pStyle w:val="Compact"/>
+              <w:jc w:val="left"/>
+            </w:pPr>
+            <w:r>
+              <w:rPr>
+                <w:rStyle w:val="VerbatimChar"/>
+              </w:rPr>
+              <w:t xml:space="preserve">来源与底稿/第四组/复算/README_复算说明.md</w:t>
+            </w:r>
+          </w:p>
+        </w:tc>
+        <w:tc>
+          <w:tcPr/>
+          <w:p>
+            <w:pPr>
+              <w:pStyle w:val="Compact"/>
+              <w:jc w:val="left"/>
+            </w:pPr>
+            <w:r>
+              <w:rPr>
+                <w:bCs/>
+                <w:b/>
+              </w:rPr>
+              <w:t xml:space="preserve">a1ac0a24</w:t>
+            </w:r>
+          </w:p>
+        </w:tc>
+      </w:tr>
+      <w:tr>
+        <w:tc>
+          <w:tcPr/>
+          <w:p>
+            <w:pPr>
+              <w:pStyle w:val="Compact"/>
+              <w:jc w:val="left"/>
+            </w:pPr>
+            <w:r>
+              <w:t xml:space="preserve">★</w:t>
+            </w:r>
+            <w:r>
+              <w:t xml:space="preserve"> </w:t>
+            </w:r>
+            <w:r>
+              <w:rPr>
+                <w:bCs/>
+                <w:b/>
+              </w:rPr>
+              <w:t xml:space="preserve">原始产出</w:t>
+            </w:r>
+            <w:r>
+              <w:t xml:space="preserve">（原锚点批次）</w:t>
+            </w:r>
+          </w:p>
+        </w:tc>
+        <w:tc>
+          <w:tcPr/>
+          <w:p>
+            <w:pPr>
+              <w:pStyle w:val="Compact"/>
+              <w:jc w:val="left"/>
+            </w:pPr>
+            <w:r>
+              <w:rPr>
+                <w:rStyle w:val="VerbatimChar"/>
+              </w:rPr>
+              <w:t xml:space="preserve">来源与底稿/第四组/group4_state_driven/archive/runs/``p2_orig.jsonl</w:t>
+            </w:r>
+          </w:p>
+        </w:tc>
+        <w:tc>
+          <w:tcPr/>
+          <w:p>
+            <w:pPr>
+              <w:pStyle w:val="Compact"/>
+              <w:jc w:val="left"/>
+            </w:pPr>
+            <w:r>
+              <w:rPr>
+                <w:bCs/>
+                <w:b/>
+              </w:rPr>
+              <w:t xml:space="preserve">3948eac2</w:t>
+            </w:r>
+          </w:p>
+        </w:tc>
+      </w:tr>
+      <w:tr>
+        <w:tc>
+          <w:tcPr/>
+          <w:p>
+            <w:pPr>
+              <w:pStyle w:val="Compact"/>
+              <w:jc w:val="left"/>
+            </w:pPr>
+            <w:r>
+              <w:t xml:space="preserve">★</w:t>
+            </w:r>
+            <w:r>
+              <w:t xml:space="preserve"> </w:t>
+            </w:r>
+            <w:r>
+              <w:rPr>
+                <w:bCs/>
+                <w:b/>
+              </w:rPr>
+              <w:t xml:space="preserve">原始产出</w:t>
+            </w:r>
+            <w:r>
+              <w:t xml:space="preserve">（换值批次）</w:t>
+            </w:r>
+          </w:p>
+        </w:tc>
+        <w:tc>
+          <w:tcPr/>
+          <w:p>
+            <w:pPr>
+              <w:pStyle w:val="Compact"/>
+              <w:jc w:val="left"/>
+            </w:pPr>
+            <w:r>
+              <w:rPr>
+                <w:rStyle w:val="VerbatimChar"/>
+              </w:rPr>
+              <w:t xml:space="preserve">来源与底稿/第四组/group4_state_driven/archive/runs/``p2_swap.jsonl</w:t>
+            </w:r>
+          </w:p>
+        </w:tc>
+        <w:tc>
+          <w:tcPr/>
+          <w:p>
+            <w:pPr>
+              <w:pStyle w:val="Compact"/>
+              <w:jc w:val="left"/>
+            </w:pPr>
+            <w:r>
+              <w:rPr>
+                <w:bCs/>
+                <w:b/>
+              </w:rPr>
+              <w:t xml:space="preserve">286d6ba0</w:t>
+            </w:r>
+          </w:p>
+        </w:tc>
+      </w:tr>
+      <w:tr>
+        <w:tc>
+          <w:tcPr/>
+          <w:p>
+            <w:pPr>
+              <w:pStyle w:val="Compact"/>
+              <w:jc w:val="left"/>
+            </w:pPr>
+            <w:r>
+              <w:t xml:space="preserve">★</w:t>
+            </w:r>
+            <w:r>
+              <w:t xml:space="preserve"> </w:t>
+            </w:r>
+            <w:r>
+              <w:rPr>
+                <w:bCs/>
+                <w:b/>
+              </w:rPr>
+              <w:t xml:space="preserve">第四组自己的分析产物</w:t>
+            </w:r>
+            <w:r>
+              <w:t xml:space="preserve">（★ 逐行对拍用）</w:t>
+            </w:r>
+          </w:p>
+        </w:tc>
+        <w:tc>
+          <w:tcPr/>
+          <w:p>
+            <w:pPr>
+              <w:pStyle w:val="Compact"/>
+              <w:jc w:val="left"/>
+            </w:pPr>
+            <w:r>
+              <w:rPr>
+                <w:rStyle w:val="VerbatimChar"/>
+              </w:rPr>
+              <w:t xml:space="preserve">来源与底稿/第四组/group4_state_driven/archive/runs/``p2_ckf_analysis.json</w:t>
+            </w:r>
+          </w:p>
+        </w:tc>
+        <w:tc>
+          <w:tcPr/>
+          <w:p>
+            <w:pPr>
+              <w:pStyle w:val="Compact"/>
+              <w:jc w:val="left"/>
+            </w:pPr>
+            <w:r>
+              <w:rPr>
+                <w:bCs/>
+                <w:b/>
+              </w:rPr>
+              <w:t xml:space="preserve">c78293de</w:t>
+            </w:r>
+          </w:p>
+        </w:tc>
+      </w:tr>
+      <w:tr>
+        <w:tc>
+          <w:tcPr/>
+          <w:p>
+            <w:pPr>
+              <w:pStyle w:val="Compact"/>
+              <w:jc w:val="left"/>
+            </w:pPr>
+            <w:r>
+              <w:t xml:space="preserve">★ 判定版报告</w:t>
+            </w:r>
+          </w:p>
+        </w:tc>
+        <w:tc>
+          <w:tcPr/>
+          <w:p>
+            <w:pPr>
+              <w:pStyle w:val="Compact"/>
+              <w:jc w:val="left"/>
+            </w:pPr>
+            <w:r>
+              <w:rPr>
+                <w:rStyle w:val="VerbatimChar"/>
+              </w:rPr>
+              <w:t xml:space="preserve">来源与底稿/第四组/第四组交付/data/report_p1.md</w:t>
+            </w:r>
+          </w:p>
+        </w:tc>
+        <w:tc>
+          <w:tcPr/>
+          <w:p>
+            <w:pPr>
+              <w:pStyle w:val="Compact"/>
+              <w:jc w:val="left"/>
+            </w:pPr>
+            <w:r>
+              <w:rPr>
+                <w:bCs/>
+                <w:b/>
+              </w:rPr>
+              <w:t xml:space="preserve">f8f6d437</w:t>
+            </w:r>
+          </w:p>
+        </w:tc>
+      </w:tr>
+    </w:tbl>
+    <w:p>
+      <w:pPr>
+        <w:pStyle w:val="BodyText"/>
+      </w:pPr>
       <w:r>
         <w:t xml:space="preserve">★</w:t>
       </w:r>

--- a/papers/04_D_StateMachineIsNotYetAPrompt_交差稿.docx
+++ b/papers/04_D_StateMachineIsNotYetAPrompt_交差稿.docx
@@ -14207,6 +14207,265 @@
           <w:b/>
         </w:rPr>
         <w:t xml:space="preserve">不构成证据</w:t>
+      </w:r>
+      <w:r>
+        <w:t xml:space="preserve">。</w:t>
+      </w:r>
+    </w:p>
+    <w:p>
+      <w:pPr>
+        <w:pStyle w:val="BlockText"/>
+      </w:pPr>
+      <w:r>
+        <w:t xml:space="preserve">★★</w:t>
+      </w:r>
+      <w:r>
+        <w:t xml:space="preserve"> </w:t>
+      </w:r>
+      <w:r>
+        <w:rPr>
+          <w:bCs/>
+          <w:b/>
+        </w:rPr>
+        <w:t xml:space="preserve">分母含 1 条失败生成（★ 2026-10-25 审稿人 v3 指出、★ 本轮补披露）</w:t>
+      </w:r>
+      <w:r>
+        <w:t xml:space="preserve">：★</w:t>
+      </w:r>
+      <w:r>
+        <w:t xml:space="preserve"> </w:t>
+      </w:r>
+      <w:r>
+        <w:rPr>
+          <w:rStyle w:val="VerbatimChar"/>
+        </w:rPr>
+        <w:t xml:space="preserve">C2</w:t>
+      </w:r>
+      <w:r>
+        <w:t xml:space="preserve"> </w:t>
+      </w:r>
+      <w:r>
+        <w:t xml:space="preserve">的</w:t>
+      </w:r>
+      <w:r>
+        <w:t xml:space="preserve"> </w:t>
+      </w:r>
+      <w:r>
+        <w:rPr>
+          <w:rStyle w:val="VerbatimChar"/>
+        </w:rPr>
+        <w:t xml:space="preserve">T04#2</w:t>
+      </w:r>
+      <w:r>
+        <w:t xml:space="preserve"> </w:t>
+      </w:r>
+      <w:r>
+        <w:t xml:space="preserve">配对里，★</w:t>
+      </w:r>
+      <w:r>
+        <w:t xml:space="preserve"> </w:t>
+      </w:r>
+      <w:r>
+        <w:rPr>
+          <w:bCs/>
+          <w:b/>
+        </w:rPr>
+        <w:t xml:space="preserve">原版正文为 0 字符</w:t>
+      </w:r>
+      <w:r>
+        <w:t xml:space="preserve">（★</w:t>
+      </w:r>
+      <w:r>
+        <w:t xml:space="preserve"> </w:t>
+      </w:r>
+      <w:r>
+        <w:rPr>
+          <w:rStyle w:val="VerbatimChar"/>
+        </w:rPr>
+        <w:t xml:space="preserve">mid.steps</w:t>
+      </w:r>
+      <w:r>
+        <w:t xml:space="preserve"> </w:t>
+      </w:r>
+      <w:r>
+        <w:t xml:space="preserve">只有 1 步、★</w:t>
+      </w:r>
+      <w:r>
+        <w:t xml:space="preserve"> </w:t>
+      </w:r>
+      <w:r>
+        <w:rPr>
+          <w:rStyle w:val="VerbatimChar"/>
+        </w:rPr>
+        <w:t xml:space="preserve">usage</w:t>
+      </w:r>
+      <w:r>
+        <w:t xml:space="preserve"> </w:t>
+      </w:r>
+      <w:r>
+        <w:t xml:space="preserve">为空）⇒ ★</w:t>
+      </w:r>
+      <w:r>
+        <w:t xml:space="preserve"> </w:t>
+      </w:r>
+      <w:r>
+        <w:rPr>
+          <w:bCs/>
+          <w:b/>
+        </w:rPr>
+        <w:t xml:space="preserve">该配对的「新值进原版 = 0.0%」是【空产出免费满足】</w:t>
+      </w:r>
+      <w:r>
+        <w:t xml:space="preserve">（★ 不是检验通过、★ 是无法检验）⇒ ★ ★</w:t>
+      </w:r>
+      <w:r>
+        <w:t xml:space="preserve"> </w:t>
+      </w:r>
+      <w:r>
+        <w:rPr>
+          <w:bCs/>
+          <w:b/>
+        </w:rPr>
+        <w:t xml:space="preserve">分母口径</w:t>
+      </w:r>
+      <w:r>
+        <w:t xml:space="preserve">：★ 上表按</w:t>
+      </w:r>
+      <w:r>
+        <w:rPr>
+          <w:bCs/>
+          <w:b/>
+        </w:rPr>
+        <w:t xml:space="preserve">含该失败生成</w:t>
+      </w:r>
+      <w:r>
+        <w:t xml:space="preserve">的</w:t>
+      </w:r>
+      <w:r>
+        <w:t xml:space="preserve"> </w:t>
+      </w:r>
+      <w:r>
+        <w:rPr>
+          <w:bCs/>
+          <w:b/>
+        </w:rPr>
+        <w:t xml:space="preserve">n = 15</w:t>
+      </w:r>
+      <w:r>
+        <w:t xml:space="preserve"> </w:t>
+      </w:r>
+      <w:r>
+        <w:t xml:space="preserve">计（★ 剔除后</w:t>
+      </w:r>
+      <w:r>
+        <w:t xml:space="preserve"> </w:t>
+      </w:r>
+      <w:r>
+        <w:rPr>
+          <w:rStyle w:val="VerbatimChar"/>
+        </w:rPr>
+        <w:t xml:space="preserve">C2</w:t>
+      </w:r>
+      <w:r>
+        <w:t xml:space="preserve"> </w:t>
+      </w:r>
+      <w:r>
+        <w:t xml:space="preserve">= 11/14 =</w:t>
+      </w:r>
+      <w:r>
+        <w:t xml:space="preserve"> </w:t>
+      </w:r>
+      <w:r>
+        <w:rPr>
+          <w:bCs/>
+          <w:b/>
+        </w:rPr>
+        <w:t xml:space="preserve">78.6%</w:t>
+      </w:r>
+      <w:r>
+        <w:t xml:space="preserve">）⇒ ★ ★</w:t>
+      </w:r>
+      <w:r>
+        <w:t xml:space="preserve"> </w:t>
+      </w:r>
+      <w:r>
+        <w:rPr>
+          <w:bCs/>
+          <w:b/>
+        </w:rPr>
+        <w:t xml:space="preserve">三个 McNemar 精确检验在两套口径下逐位不变</w:t>
+      </w:r>
+      <w:r>
+        <w:t xml:space="preserve">（★ 0.2500 / 0.0923 / 0.0063）⇒ ★</w:t>
+      </w:r>
+      <w:r>
+        <w:t xml:space="preserve"> </w:t>
+      </w:r>
+      <w:r>
+        <w:rPr>
+          <w:bCs/>
+          <w:b/>
+        </w:rPr>
+        <w:t xml:space="preserve">判决不变</w:t>
+      </w:r>
+      <w:r>
+        <w:t xml:space="preserve">（★ 这是口径披露、★ 不是结论改动）。</w:t>
+      </w:r>
+      <w:r>
+        <w:t xml:space="preserve"> </w:t>
+      </w:r>
+      <w:r>
+        <w:t xml:space="preserve">★</w:t>
+      </w:r>
+      <w:r>
+        <w:t xml:space="preserve"> </w:t>
+      </w:r>
+      <w:r>
+        <w:rPr>
+          <w:bCs/>
+          <w:b/>
+        </w:rPr>
+        <w:t xml:space="preserve">复算</w:t>
+      </w:r>
+      <w:r>
+        <w:t xml:space="preserve">：★</w:t>
+      </w:r>
+      <w:r>
+        <w:t xml:space="preserve"> </w:t>
+      </w:r>
+      <w:r>
+        <w:rPr>
+          <w:rStyle w:val="VerbatimChar"/>
+        </w:rPr>
+        <w:t xml:space="preserve">来源与底稿/第四组/复算/recompute_d1.py</w:t>
+      </w:r>
+      <w:r>
+        <w:t xml:space="preserve"> </w:t>
+      </w:r>
+      <w:r>
+        <w:t xml:space="preserve">与</w:t>
+      </w:r>
+      <w:r>
+        <w:t xml:space="preserve"> </w:t>
+      </w:r>
+      <w:r>
+        <w:rPr>
+          <w:rStyle w:val="VerbatimChar"/>
+        </w:rPr>
+        <w:t xml:space="preserve">evidence/my_own_d1.py</w:t>
+      </w:r>
+      <w:r>
+        <w:t xml:space="preserve">（★ 两个独立实现、★ 互不 import）★</w:t>
+      </w:r>
+      <w:r>
+        <w:t xml:space="preserve"> </w:t>
+      </w:r>
+      <w:r>
+        <w:rPr>
+          <w:bCs/>
+          <w:b/>
+        </w:rPr>
+        <w:t xml:space="preserve">逐位一致</w:t>
       </w:r>
       <w:r>
         <w:t xml:space="preserve">。</w:t>

--- a/papers/04_D_StateMachineIsNotYetAPrompt_交差稿.docx
+++ b/papers/04_D_StateMachineIsNotYetAPrompt_交差稿.docx
@@ -126,9 +126,6 @@
         <w:t xml:space="preserve">：</w:t>
       </w:r>
       <w:r>
-        <w:t xml:space="preserve"> </w:t>
-      </w:r>
-      <w:r>
         <w:rPr>
           <w:bCs/>
           <w:b/>
@@ -201,12 +198,6 @@
         <w:t xml:space="preserve"> </w:t>
       </w:r>
       <w:r>
-        <w:t xml:space="preserve">⚠️</w:t>
-      </w:r>
-      <w:r>
-        <w:t xml:space="preserve"> </w:t>
-      </w:r>
-      <w:r>
         <w:rPr>
           <w:bCs/>
           <w:b/>
@@ -275,12 +266,6 @@
       </w:r>
       <w:r>
         <w:t xml:space="preserve">（取舍会丢事实）。</w:t>
-      </w:r>
-      <w:r>
-        <w:t xml:space="preserve"> </w:t>
-      </w:r>
-      <w:r>
-        <w:t xml:space="preserve">⚠️</w:t>
       </w:r>
       <w:r>
         <w:t xml:space="preserve"> </w:t>
@@ -397,9 +382,6 @@
         <w:t xml:space="preserve">：</w:t>
       </w:r>
       <w:r>
-        <w:t xml:space="preserve"> </w:t>
-      </w:r>
-      <w:r>
         <w:rPr>
           <w:bCs/>
           <w:b/>
@@ -425,9 +407,6 @@
         <w:t xml:space="preserve">，</w:t>
       </w:r>
       <w:r>
-        <w:t xml:space="preserve"> </w:t>
-      </w:r>
-      <w:r>
         <w:rPr>
           <w:bCs/>
           <w:b/>
@@ -438,9 +417,6 @@
         <w:t xml:space="preserve">，</w:t>
       </w:r>
       <w:r>
-        <w:t xml:space="preserve"> </w:t>
-      </w:r>
-      <w:r>
         <w:rPr>
           <w:bCs/>
           <w:b/>
@@ -505,9 +481,6 @@
         <w:t xml:space="preserve">。</w:t>
       </w:r>
       <w:r>
-        <w:t xml:space="preserve"> </w:t>
-      </w:r>
-      <w:r>
         <w:rPr>
           <w:bCs/>
           <w:b/>
@@ -762,9 +735,6 @@
         <w:t xml:space="preserve">（1c4467c7，</w:t>
       </w:r>
       <w:r>
-        <w:t xml:space="preserve"> </w:t>
-      </w:r>
-      <w:r>
         <w:rPr>
           <w:bCs/>
           <w:b/>
@@ -850,9 +820,6 @@
         <w:t xml:space="preserve">（15329d39，</w:t>
       </w:r>
       <w:r>
-        <w:t xml:space="preserve"> </w:t>
-      </w:r>
-      <w:r>
         <w:rPr>
           <w:bCs/>
           <w:b/>
@@ -872,9 +839,6 @@
         <w:t xml:space="preserve">（a1ac0a24，</w:t>
       </w:r>
       <w:r>
-        <w:t xml:space="preserve"> </w:t>
-      </w:r>
-      <w:r>
         <w:rPr>
           <w:bCs/>
           <w:b/>
@@ -912,9 +876,6 @@
       </w:r>
       <w:r>
         <w:t xml:space="preserve">（369fa828，</w:t>
-      </w:r>
-      <w:r>
-        <w:t xml:space="preserve"> </w:t>
       </w:r>
       <w:r>
         <w:rPr>
@@ -1192,9 +1153,6 @@
         <w:t xml:space="preserve">+ 极性锚 + 「已排除选项」）。</w:t>
       </w:r>
       <w:r>
-        <w:t xml:space="preserve"> </w:t>
-      </w:r>
-      <w:r>
         <w:rPr>
           <w:bCs/>
           <w:b/>
@@ -1818,10 +1776,7 @@
         <w:t xml:space="preserve"> </w:t>
       </w:r>
       <w:r>
-        <w:t xml:space="preserve">p=0.0063** 显著）。 ⚠️</w:t>
-      </w:r>
-      <w:r>
-        <w:t xml:space="preserve"> </w:t>
+        <w:t xml:space="preserve">p=0.0063** 显著）。</w:t>
       </w:r>
       <w:r>
         <w:rPr>
@@ -2186,9 +2141,6 @@
         <w:t xml:space="preserve">位置去偏 + 一致率硬闸；判官三种失效模式（天花板 / 位置偏差 / 严格度差异）；</w:t>
       </w:r>
       <w:r>
-        <w:t xml:space="preserve"> </w:t>
-      </w:r>
-      <w:r>
         <w:rPr>
           <w:bCs/>
           <w:b/>
@@ -2197,9 +2149,6 @@
       </w:r>
       <w:r>
         <w:t xml:space="preserve">；</w:t>
-      </w:r>
-      <w:r>
-        <w:t xml:space="preserve"> </w:t>
       </w:r>
       <w:r>
         <w:rPr>
@@ -2257,10 +2206,7 @@
         <w:t xml:space="preserve">决策权部分回代码，同时保留取舍的实质</w:t>
       </w:r>
       <w:r>
-        <w:t xml:space="preserve">；⚠️</w:t>
-      </w:r>
-      <w:r>
-        <w:t xml:space="preserve"> </w:t>
+        <w:t xml:space="preserve">；</w:t>
       </w:r>
       <w:r>
         <w:rPr>
@@ -2910,12 +2856,6 @@
         <w:pStyle w:val="FirstParagraph"/>
       </w:pPr>
       <w:r>
-        <w:t xml:space="preserve">⚠️</w:t>
-      </w:r>
-      <w:r>
-        <w:t xml:space="preserve"> </w:t>
-      </w:r>
-      <w:r>
         <w:rPr>
           <w:bCs/>
           <w:b/>
@@ -3078,9 +3018,6 @@
         <w:t xml:space="preserve">（字段 = 立场核心 / 拒绝 / 语气 / 强度封顶 / 锚定问题），</w:t>
       </w:r>
       <w:r>
-        <w:t xml:space="preserve"> </w:t>
-      </w:r>
-      <w:r>
         <w:rPr>
           <w:bCs/>
           <w:b/>
@@ -3112,9 +3049,6 @@
       </w:r>
       <w:r>
         <w:t xml:space="preserve">；</w:t>
-      </w:r>
-      <w:r>
-        <w:t xml:space="preserve"> </w:t>
       </w:r>
       <w:r>
         <w:rPr>
@@ -3161,7 +3095,7 @@
         <w:t xml:space="preserve">未检出优于直调的证据</w:t>
       </w:r>
       <w:r>
-        <w:t xml:space="preserve">（18 个工作流变体 13 个更差；融合门矛盾率是直调的 10.5 倍；⚠️ 该读数受 A 篇</w:t>
+        <w:t xml:space="preserve">（18 个工作流变体 13 个更差；融合门矛盾率是直调的 10.5 倍；该读数受 A 篇</w:t>
       </w:r>
       <w:r>
         <w:rPr>
@@ -3235,12 +3169,6 @@
         <w:pStyle w:val="BlockText"/>
       </w:pPr>
       <w:r>
-        <w:t xml:space="preserve">⚠️</w:t>
-      </w:r>
-      <w:r>
-        <w:t xml:space="preserve"> </w:t>
-      </w:r>
-      <w:r>
         <w:rPr>
           <w:bCs/>
           <w:b/>
@@ -3338,7 +3266,7 @@
         <w:pStyle w:val="BlockText"/>
       </w:pPr>
       <w:r>
-        <w:t xml:space="preserve">⚠️ 本文</w:t>
+        <w:t xml:space="preserve">本文</w:t>
       </w:r>
       <w:r>
         <w:rPr>
@@ -3599,7 +3527,7 @@
               <w:jc w:val="left"/>
             </w:pPr>
             <w:r>
-              <w:t xml:space="preserve">✅ 方法（设计已定版）</w:t>
+              <w:t xml:space="preserve">方法（设计已定版）</w:t>
             </w:r>
           </w:p>
         </w:tc>
@@ -3644,7 +3572,7 @@
               <w:jc w:val="left"/>
             </w:pPr>
             <w:r>
-              <w:t xml:space="preserve">✅ 方法</w:t>
+              <w:t xml:space="preserve">方法</w:t>
             </w:r>
           </w:p>
         </w:tc>
@@ -3689,7 +3617,7 @@
               <w:jc w:val="left"/>
             </w:pPr>
             <w:r>
-              <w:t xml:space="preserve">✅ 方法</w:t>
+              <w:t xml:space="preserve">方法</w:t>
             </w:r>
           </w:p>
         </w:tc>
@@ -3875,7 +3803,7 @@
               <w:jc w:val="left"/>
             </w:pPr>
             <w:r>
-              <w:t xml:space="preserve">✅ 实证</w:t>
+              <w:t xml:space="preserve">实证</w:t>
             </w:r>
           </w:p>
         </w:tc>
@@ -3950,9 +3878,6 @@
               <w:t xml:space="preserve">），正面设计约束；</w:t>
             </w:r>
             <w:r>
-              <w:t xml:space="preserve"> </w:t>
-            </w:r>
-            <w:r>
               <w:rPr>
                 <w:bCs/>
                 <w:b/>
@@ -3994,7 +3919,7 @@
               <w:jc w:val="left"/>
             </w:pPr>
             <w:r>
-              <w:t xml:space="preserve">✅ 实证（已按独立复算下调）</w:t>
+              <w:t xml:space="preserve">实证（已按独立复算下调）</w:t>
             </w:r>
           </w:p>
         </w:tc>
@@ -4039,7 +3964,7 @@
               <w:jc w:val="left"/>
             </w:pPr>
             <w:r>
-              <w:t xml:space="preserve">✅ 方法（本文最有价值的部分之一）</w:t>
+              <w:t xml:space="preserve">方法（本文最有价值的部分之一）</w:t>
             </w:r>
           </w:p>
         </w:tc>
@@ -4081,7 +4006,7 @@
               <w:jc w:val="left"/>
             </w:pPr>
             <w:r>
-              <w:t xml:space="preserve">✅ 方法</w:t>
+              <w:t xml:space="preserve">方法</w:t>
             </w:r>
           </w:p>
         </w:tc>
@@ -4136,12 +4061,6 @@
               <w:jc w:val="left"/>
             </w:pPr>
             <w:r>
-              <w:t xml:space="preserve">⚠️</w:t>
-            </w:r>
-            <w:r>
-              <w:t xml:space="preserve"> </w:t>
-            </w:r>
-            <w:r>
               <w:rPr>
                 <w:bCs/>
                 <w:b/>
@@ -4152,7 +4071,7 @@
               <w:t xml:space="preserve"> </w:t>
             </w:r>
             <w:r>
-              <w:t xml:space="preserve">+ 定位；定位所用读数已回源 ✅</w:t>
+              <w:t xml:space="preserve">+ 定位；定位所用读数已回源</w:t>
             </w:r>
           </w:p>
         </w:tc>
@@ -4200,7 +4119,7 @@
               <w:jc w:val="left"/>
             </w:pPr>
             <w:r>
-              <w:t xml:space="preserve">✅ 实践建议</w:t>
+              <w:t xml:space="preserve">实践建议</w:t>
             </w:r>
           </w:p>
         </w:tc>
@@ -4234,12 +4153,6 @@
         <w:pStyle w:val="Compact"/>
       </w:pPr>
       <w:r>
-        <w:t xml:space="preserve">📄</w:t>
-      </w:r>
-      <w:r>
-        <w:t xml:space="preserve"> </w:t>
-      </w:r>
-      <w:r>
         <w:rPr>
           <w:bCs/>
           <w:b/>
@@ -4295,12 +4208,6 @@
         <w:pStyle w:val="Compact"/>
       </w:pPr>
       <w:r>
-        <w:t xml:space="preserve">📄</w:t>
-      </w:r>
-      <w:r>
-        <w:t xml:space="preserve"> </w:t>
-      </w:r>
-      <w:r>
         <w:rPr>
           <w:bCs/>
           <w:b/>
@@ -4321,7 +4228,7 @@
         <w:t xml:space="preserve">Next Token Prediction Is a Dead End for Creativity</w:t>
       </w:r>
       <w:r>
-        <w:t xml:space="preserve">, arXiv:2505.19277 —— ⚠️</w:t>
+        <w:t xml:space="preserve">, arXiv:2505.19277 ——</w:t>
       </w:r>
       <w:r>
         <w:t xml:space="preserve"> </w:t>
@@ -4424,12 +4331,6 @@
         <w:pStyle w:val="Compact"/>
       </w:pPr>
       <w:r>
-        <w:t xml:space="preserve">📄</w:t>
-      </w:r>
-      <w:r>
-        <w:t xml:space="preserve"> </w:t>
-      </w:r>
-      <w:r>
         <w:rPr>
           <w:bCs/>
           <w:b/>
@@ -4492,12 +4393,6 @@
         <w:pStyle w:val="Compact"/>
       </w:pPr>
       <w:r>
-        <w:t xml:space="preserve">📄</w:t>
-      </w:r>
-      <w:r>
-        <w:t xml:space="preserve"> </w:t>
-      </w:r>
-      <w:r>
         <w:rPr>
           <w:bCs/>
           <w:b/>
@@ -4526,12 +4421,6 @@
         </w:numPr>
         <w:pStyle w:val="Compact"/>
       </w:pPr>
-      <w:r>
-        <w:t xml:space="preserve">📄</w:t>
-      </w:r>
-      <w:r>
-        <w:t xml:space="preserve"> </w:t>
-      </w:r>
       <w:r>
         <w:rPr>
           <w:bCs/>
@@ -4819,12 +4708,6 @@
               <w:jc w:val="center"/>
             </w:pPr>
             <w:r>
-              <w:t xml:space="preserve">✅</w:t>
-            </w:r>
-            <w:r>
-              <w:t xml:space="preserve"> </w:t>
-            </w:r>
-            <w:r>
               <w:rPr>
                 <w:bCs/>
                 <w:b/>
@@ -4883,12 +4766,6 @@
               <w:jc w:val="center"/>
             </w:pPr>
             <w:r>
-              <w:t xml:space="preserve">❌</w:t>
-            </w:r>
-            <w:r>
-              <w:t xml:space="preserve"> </w:t>
-            </w:r>
-            <w:r>
               <w:rPr>
                 <w:bCs/>
                 <w:b/>
@@ -4896,10 +4773,7 @@
               <w:t xml:space="preserve">v3 几何读数归零</w:t>
             </w:r>
             <w:r>
-              <w:t xml:space="preserve">；⚠️</w:t>
-            </w:r>
-            <w:r>
-              <w:t xml:space="preserve"> </w:t>
+              <w:t xml:space="preserve">；</w:t>
             </w:r>
             <w:r>
               <w:rPr>
@@ -4916,12 +4790,6 @@
       <w:pPr>
         <w:pStyle w:val="BodyText"/>
       </w:pPr>
-      <w:r>
-        <w:t xml:space="preserve">⚠️</w:t>
-      </w:r>
-      <w:r>
-        <w:t xml:space="preserve"> </w:t>
-      </w:r>
       <w:r>
         <w:rPr>
           <w:bCs/>
@@ -6878,12 +6746,6 @@
         <w:pStyle w:val="BodyText"/>
       </w:pPr>
       <w:r>
-        <w:t xml:space="preserve">⚠️</w:t>
-      </w:r>
-      <w:r>
-        <w:t xml:space="preserve"> </w:t>
-      </w:r>
-      <w:r>
         <w:rPr>
           <w:bCs/>
           <w:b/>
@@ -6969,7 +6831,7 @@
         <w:t xml:space="preserve"> </w:t>
       </w:r>
       <w:r>
-        <w:t xml:space="preserve">- ⚠️</w:t>
+        <w:t xml:space="preserve">-</w:t>
       </w:r>
       <w:r>
         <w:t xml:space="preserve"> </w:t>
@@ -7008,7 +6870,7 @@
         <w:t xml:space="preserve"> </w:t>
       </w:r>
       <w:r>
-        <w:t xml:space="preserve">- ⚠️</w:t>
+        <w:t xml:space="preserve">-</w:t>
       </w:r>
       <w:r>
         <w:t xml:space="preserve"> </w:t>
@@ -7856,12 +7718,6 @@
       <w:pPr>
         <w:pStyle w:val="BodyText"/>
       </w:pPr>
-      <w:r>
-        <w:t xml:space="preserve">⚠️</w:t>
-      </w:r>
-      <w:r>
-        <w:t xml:space="preserve"> </w:t>
-      </w:r>
       <w:r>
         <w:rPr>
           <w:bCs/>
@@ -8210,7 +8066,7 @@
               <w:jc w:val="left"/>
             </w:pPr>
             <w:r>
-              <w:t xml:space="preserve">❌ 状态在上下文里，</w:t>
+              <w:t xml:space="preserve">状态在上下文里，</w:t>
             </w:r>
             <w:r>
               <w:rPr>
@@ -8226,11 +8082,7 @@
           <w:p>
             <w:pPr>
               <w:pStyle w:val="Compact"/>
-              <w:jc w:val="center"/>
-            </w:pPr>
-            <w:r>
-              <w:t xml:space="preserve">❌</w:t>
-            </w:r>
+            </w:pPr>
           </w:p>
         </w:tc>
       </w:tr>
@@ -8274,12 +8126,6 @@
               <w:jc w:val="left"/>
             </w:pPr>
             <w:r>
-              <w:t xml:space="preserve">✔</w:t>
-            </w:r>
-            <w:r>
-              <w:t xml:space="preserve"> </w:t>
-            </w:r>
-            <w:r>
               <w:rPr>
                 <w:rStyle w:val="VerbatimChar"/>
                 <w:bCs/>
@@ -8352,11 +8198,7 @@
           <w:p>
             <w:pPr>
               <w:pStyle w:val="Compact"/>
-              <w:jc w:val="center"/>
-            </w:pPr>
-            <w:r>
-              <w:t xml:space="preserve">✔</w:t>
-            </w:r>
+            </w:pPr>
           </w:p>
         </w:tc>
       </w:tr>
@@ -9144,9 +8986,6 @@
         <w:t xml:space="preserve">；</w:t>
       </w:r>
       <w:r>
-        <w:t xml:space="preserve"> </w:t>
-      </w:r>
-      <w:r>
         <w:rPr>
           <w:bCs/>
           <w:b/>
@@ -9399,7 +9238,7 @@
               <w:jc w:val="left"/>
             </w:pPr>
             <w:r>
-              <w:t xml:space="preserve">✘ 开放</w:t>
+              <w:t xml:space="preserve">开放</w:t>
             </w:r>
           </w:p>
         </w:tc>
@@ -9462,7 +9301,7 @@
               <w:jc w:val="left"/>
             </w:pPr>
             <w:r>
-              <w:t xml:space="preserve">✘ 开放</w:t>
+              <w:t xml:space="preserve">开放</w:t>
             </w:r>
           </w:p>
         </w:tc>
@@ -9525,7 +9364,7 @@
               <w:jc w:val="left"/>
             </w:pPr>
             <w:r>
-              <w:t xml:space="preserve">✘ 开放</w:t>
+              <w:t xml:space="preserve">开放</w:t>
             </w:r>
           </w:p>
         </w:tc>
@@ -9610,7 +9449,7 @@
               <w:jc w:val="left"/>
             </w:pPr>
             <w:r>
-              <w:t xml:space="preserve">✔ 封闭</w:t>
+              <w:t xml:space="preserve">封闭</w:t>
             </w:r>
           </w:p>
         </w:tc>
@@ -9673,7 +9512,7 @@
               <w:jc w:val="left"/>
             </w:pPr>
             <w:r>
-              <w:t xml:space="preserve">✔ 封闭</w:t>
+              <w:t xml:space="preserve">封闭</w:t>
             </w:r>
           </w:p>
         </w:tc>
@@ -9751,7 +9590,7 @@
               <w:jc w:val="left"/>
             </w:pPr>
             <w:r>
-              <w:t xml:space="preserve">✔ 封闭</w:t>
+              <w:t xml:space="preserve">封闭</w:t>
             </w:r>
           </w:p>
         </w:tc>
@@ -10046,12 +9885,6 @@
         <w:pStyle w:val="BodyText"/>
       </w:pPr>
       <w:r>
-        <w:t xml:space="preserve">⚠️</w:t>
-      </w:r>
-      <w:r>
-        <w:t xml:space="preserve"> </w:t>
-      </w:r>
-      <w:r>
         <w:rPr>
           <w:bCs/>
           <w:b/>
@@ -10095,9 +9928,6 @@
       </w:r>
       <w:r>
         <w:t xml:space="preserve">：</w:t>
-      </w:r>
-      <w:r>
-        <w:t xml:space="preserve"> </w:t>
       </w:r>
       <w:r>
         <w:rPr>
@@ -10871,9 +10701,6 @@
         <w:t xml:space="preserve">：</w:t>
       </w:r>
       <w:r>
-        <w:t xml:space="preserve"> </w:t>
-      </w:r>
-      <w:r>
         <w:rPr>
           <w:bCs/>
           <w:b/>
@@ -10907,9 +10734,6 @@
         <w:t xml:space="preserve">；</w:t>
       </w:r>
       <w:r>
-        <w:t xml:space="preserve"> </w:t>
-      </w:r>
-      <w:r>
         <w:rPr>
           <w:bCs/>
           <w:b/>
@@ -10928,9 +10752,6 @@
       </w:r>
       <w:r>
         <w:t xml:space="preserve">（n=5 题功效不足，依 F18 写"检出力不足"，</w:t>
-      </w:r>
-      <w:r>
-        <w:t xml:space="preserve"> </w:t>
       </w:r>
       <w:r>
         <w:rPr>
@@ -11252,9 +11073,6 @@
       </w:r>
       <w:r>
         <w:t xml:space="preserve">，不是降级。</w:t>
-      </w:r>
-      <w:r>
-        <w:t xml:space="preserve"> </w:t>
       </w:r>
       <w:r>
         <w:rPr>
@@ -11721,9 +11539,6 @@
       </w:r>
       <w:r>
         <w:t xml:space="preserve">（修订留痕），不允许改写已写定的阈值。</w:t>
-      </w:r>
-      <w:r>
-        <w:t xml:space="preserve"> </w:t>
       </w:r>
       <w:r>
         <w:rPr>
@@ -13708,9 +13523,6 @@
         <w:t xml:space="preserve">配对里，</w:t>
       </w:r>
       <w:r>
-        <w:t xml:space="preserve"> </w:t>
-      </w:r>
-      <w:r>
         <w:rPr>
           <w:bCs/>
           <w:b/>
@@ -13880,9 +13692,6 @@
       </w:r>
       <w:r>
         <w:t xml:space="preserve">（两个独立实现、互不 import）</w:t>
-      </w:r>
-      <w:r>
-        <w:t xml:space="preserve"> </w:t>
       </w:r>
       <w:r>
         <w:rPr>
@@ -13920,7 +13729,7 @@
         <w:t xml:space="preserve">73.3%</w:t>
       </w:r>
       <w:r>
-        <w:t xml:space="preserve">（11/15）✔ 超过 50% 且 McNemar 显著；C1</w:t>
+        <w:t xml:space="preserve">（11/15）超过 50% 且 McNemar 显著；C1</w:t>
       </w:r>
       <w:r>
         <w:t xml:space="preserve"> </w:t>
@@ -13943,14 +13752,14 @@
         <w:t xml:space="preserve">显著低于随机基线 0.5，精确二项 p=0.0010</w:t>
       </w:r>
       <w:r>
-        <w:t xml:space="preserve">）✔ 低于 25%；</w:t>
-      </w:r>
-      <w:r>
-        <w:rPr>
-          <w:bCs/>
-          <w:b/>
-        </w:rPr>
-        <w:t xml:space="preserve">C2 vs C1 的 McNemar p=0.0063 ✔ 显著</w:t>
+        <w:t xml:space="preserve">）低于 25%；</w:t>
+      </w:r>
+      <w:r>
+        <w:rPr>
+          <w:bCs/>
+          <w:b/>
+        </w:rPr>
+        <w:t xml:space="preserve">C2 vs C1 的 McNemar p=0.0063 显著</w:t>
       </w:r>
       <w:r>
         <w:t xml:space="preserve">；</w:t>
@@ -13960,7 +13769,7 @@
           <w:bCs/>
           <w:b/>
         </w:rPr>
-        <w:t xml:space="preserve">C2 vs C0 的 McNemar p=0.0923 ✘ 未达预注册阈值</w:t>
+        <w:t xml:space="preserve">C2 vs C0 的 McNemar p=0.0923 未达预注册阈值</w:t>
       </w:r>
       <w:r>
         <w:t xml:space="preserve">，</w:t>
@@ -14032,9 +13841,6 @@
       </w:r>
       <w:r>
         <w:t xml:space="preserve">；</w:t>
-      </w:r>
-      <w:r>
-        <w:t xml:space="preserve"> </w:t>
       </w:r>
       <w:r>
         <w:rPr>
@@ -14360,12 +14166,6 @@
               <w:jc w:val="center"/>
             </w:pPr>
             <w:r>
-              <w:t xml:space="preserve">✅</w:t>
-            </w:r>
-            <w:r>
-              <w:t xml:space="preserve"> </w:t>
-            </w:r>
-            <w:r>
               <w:rPr>
                 <w:bCs/>
                 <w:b/>
@@ -14514,12 +14314,6 @@
               <w:jc w:val="center"/>
             </w:pPr>
             <w:r>
-              <w:t xml:space="preserve">⚠️</w:t>
-            </w:r>
-            <w:r>
-              <w:t xml:space="preserve"> </w:t>
-            </w:r>
-            <w:r>
               <w:rPr>
                 <w:bCs/>
                 <w:b/>
@@ -14667,12 +14461,6 @@
               <w:pStyle w:val="Compact"/>
               <w:jc w:val="center"/>
             </w:pPr>
-            <w:r>
-              <w:t xml:space="preserve">⚠️</w:t>
-            </w:r>
-            <w:r>
-              <w:t xml:space="preserve"> </w:t>
-            </w:r>
             <w:r>
               <w:rPr>
                 <w:bCs/>
@@ -14699,9 +14487,6 @@
         <w:t xml:space="preserve">：</w:t>
       </w:r>
       <w:r>
-        <w:t xml:space="preserve"> </w:t>
-      </w:r>
-      <w:r>
         <w:rPr>
           <w:bCs/>
           <w:b/>
@@ -14740,9 +14525,6 @@
       </w:r>
       <w:r>
         <w:t xml:space="preserve">（拆成三条强度不同的主张：</w:t>
-      </w:r>
-      <w:r>
-        <w:t xml:space="preserve"> </w:t>
       </w:r>
       <w:r>
         <w:rPr>
@@ -14944,9 +14726,6 @@
               <w:t xml:space="preserve">（自写实现，</w:t>
             </w:r>
             <w:r>
-              <w:t xml:space="preserve"> </w:t>
-            </w:r>
-            <w:r>
               <w:rPr>
                 <w:bCs/>
                 <w:b/>
@@ -14972,9 +14751,6 @@
               <w:t xml:space="preserve">、</w:t>
             </w:r>
             <w:r>
-              <w:t xml:space="preserve"> </w:t>
-            </w:r>
-            <w:r>
               <w:rPr>
                 <w:bCs/>
                 <w:b/>
@@ -14985,9 +14761,6 @@
               <w:t xml:space="preserve">、</w:t>
             </w:r>
             <w:r>
-              <w:t xml:space="preserve"> </w:t>
-            </w:r>
-            <w:r>
               <w:rPr>
                 <w:bCs/>
                 <w:b/>
@@ -14996,9 +14769,6 @@
             </w:r>
             <w:r>
               <w:t xml:space="preserve">、</w:t>
-            </w:r>
-            <w:r>
-              <w:t xml:space="preserve"> </w:t>
             </w:r>
             <w:r>
               <w:rPr>
@@ -15351,12 +15121,6 @@
       <w:pPr>
         <w:pStyle w:val="BodyText"/>
       </w:pPr>
-      <w:r>
-        <w:t xml:space="preserve">⚠️</w:t>
-      </w:r>
-      <w:r>
-        <w:t xml:space="preserve"> </w:t>
-      </w:r>
       <w:r>
         <w:rPr>
           <w:bCs/>
@@ -16317,12 +16081,6 @@
               <w:jc w:val="left"/>
             </w:pPr>
             <w:r>
-              <w:t xml:space="preserve">⚠️</w:t>
-            </w:r>
-            <w:r>
-              <w:t xml:space="preserve"> </w:t>
-            </w:r>
-            <w:r>
               <w:rPr>
                 <w:bCs/>
                 <w:b/>
@@ -16436,9 +16194,6 @@
       </w:r>
       <w:r>
         <w:t xml:space="preserve">已关闭）；</w:t>
-      </w:r>
-      <w:r>
-        <w:t xml:space="preserve"> </w:t>
       </w:r>
       <w:r>
         <w:rPr>
@@ -16695,12 +16450,6 @@
       <w:pPr>
         <w:pStyle w:val="BodyText"/>
       </w:pPr>
-      <w:r>
-        <w:t xml:space="preserve">⚠️</w:t>
-      </w:r>
-      <w:r>
-        <w:t xml:space="preserve"> </w:t>
-      </w:r>
       <w:r>
         <w:rPr>
           <w:bCs/>
@@ -17114,12 +16863,6 @@
       </w:pPr>
       <w:r>
         <w:t xml:space="preserve">状态历史确实主导了产出的内容构成，效应远超同输入重跑的方差。</w:t>
-      </w:r>
-      <w:r>
-        <w:t xml:space="preserve"> </w:t>
-      </w:r>
-      <w:r>
-        <w:t xml:space="preserve">⚠️</w:t>
       </w:r>
       <w:r>
         <w:t xml:space="preserve"> </w:t>
@@ -17725,7 +17468,7 @@
         <w:t xml:space="preserve"> </w:t>
       </w:r>
       <w:r>
-        <w:t xml:space="preserve">⚠️ 全部</w:t>
+        <w:t xml:space="preserve">全部</w:t>
       </w:r>
       <w:r>
         <w:t xml:space="preserve"> </w:t>
@@ -18555,7 +18298,7 @@
               <w:jc w:val="left"/>
             </w:pPr>
             <w:r>
-              <w:t xml:space="preserve">❌ "已证明无效"　❌ "已排除该效应"　❌ "两个打分器等效"</w:t>
+              <w:t xml:space="preserve">"已证明无效"　 "已排除该效应"　 "两个打分器等效"</w:t>
             </w:r>
           </w:p>
         </w:tc>
@@ -18635,12 +18378,6 @@
         <w:pStyle w:val="BodyText"/>
       </w:pPr>
       <w:r>
-        <w:t xml:space="preserve">⚠️</w:t>
-      </w:r>
-      <w:r>
-        <w:t xml:space="preserve"> </w:t>
-      </w:r>
-      <w:r>
         <w:rPr>
           <w:bCs/>
           <w:b/>
@@ -18742,12 +18479,6 @@
       <w:pPr>
         <w:pStyle w:val="BodyText"/>
       </w:pPr>
-      <w:r>
-        <w:t xml:space="preserve">⚠️</w:t>
-      </w:r>
-      <w:r>
-        <w:t xml:space="preserve"> </w:t>
-      </w:r>
       <w:r>
         <w:rPr>
           <w:bCs/>
@@ -19126,7 +18857,7 @@
               <w:t xml:space="preserve">该判据可执行</w:t>
             </w:r>
             <w:r>
-              <w:t xml:space="preserve">（⚠️ 样本量达标</w:t>
+              <w:t xml:space="preserve">（样本量达标</w:t>
             </w:r>
             <w:r>
               <w:rPr>
@@ -19175,12 +18906,6 @@
       </w:r>
       <w:r>
         <w:t xml:space="preserve">。</w:t>
-      </w:r>
-      <w:r>
-        <w:t xml:space="preserve"> </w:t>
-      </w:r>
-      <w:r>
-        <w:t xml:space="preserve">⚠️</w:t>
       </w:r>
       <w:r>
         <w:t xml:space="preserve"> </w:t>
@@ -19545,12 +19270,6 @@
         <w:pStyle w:val="BlockText"/>
       </w:pPr>
       <w:r>
-        <w:t xml:space="preserve">⚠️</w:t>
-      </w:r>
-      <w:r>
-        <w:t xml:space="preserve"> </w:t>
-      </w:r>
-      <w:r>
         <w:rPr>
           <w:bCs/>
           <w:b/>
@@ -19574,12 +19293,6 @@
         <w:t xml:space="preserve"> </w:t>
       </w:r>
       <w:r>
-        <w:t xml:space="preserve">✔</w:t>
-      </w:r>
-      <w:r>
-        <w:t xml:space="preserve"> </w:t>
-      </w:r>
-      <w:r>
         <w:rPr>
           <w:bCs/>
           <w:b/>
@@ -19651,12 +19364,6 @@
       </w:r>
       <w:r>
         <w:t xml:space="preserve">。</w:t>
-      </w:r>
-      <w:r>
-        <w:t xml:space="preserve"> </w:t>
-      </w:r>
-      <w:r>
-        <w:t xml:space="preserve">✔</w:t>
       </w:r>
       <w:r>
         <w:t xml:space="preserve"> </w:t>
@@ -20142,10 +19849,7 @@
         <w:t xml:space="preserve">v3 失败不是因为"状态没用"</w:t>
       </w:r>
       <w:r>
-        <w:t xml:space="preserve">。⚠️</w:t>
-      </w:r>
-      <w:r>
-        <w:t xml:space="preserve"> </w:t>
+        <w:t xml:space="preserve">。</w:t>
       </w:r>
       <w:r>
         <w:rPr>
@@ -20259,10 +19963,7 @@
         <w:t xml:space="preserve">零区分（未检出）</w:t>
       </w:r>
       <w:r>
-        <w:t xml:space="preserve">；⚠️</w:t>
-      </w:r>
-      <w:r>
-        <w:t xml:space="preserve"> </w:t>
+        <w:t xml:space="preserve">；</w:t>
       </w:r>
       <w:r>
         <w:rPr>
@@ -20500,7 +20201,7 @@
         <w:pStyle w:val="FirstParagraph"/>
       </w:pPr>
       <w:r>
-        <w:t xml:space="preserve">⚠️ 本节提出的是</w:t>
+        <w:t xml:space="preserve">本节提出的是</w:t>
       </w:r>
       <w:r>
         <w:rPr>
@@ -20991,13 +20692,7 @@
         <w:t xml:space="preserve">结构化绑定</w:t>
       </w:r>
       <w:r>
-        <w:t xml:space="preserve">上，而不是事后猜实体命中。</w:t>
-      </w:r>
-      <w:r>
-        <w:t xml:space="preserve"> </w:t>
-      </w:r>
-      <w:r>
-        <w:t xml:space="preserve">⚠️ 这与 v3 已确立的结论一致：</w:t>
+        <w:t xml:space="preserve">上，而不是事后猜实体命中。这与 v3 已确立的结论一致：</w:t>
       </w:r>
       <w:r>
         <w:rPr>
@@ -21219,10 +20914,7 @@
               <w:jc w:val="left"/>
             </w:pPr>
             <w:r>
-              <w:t xml:space="preserve">极简题面，未在前期实验中用过；⚠️</w:t>
-            </w:r>
-            <w:r>
-              <w:t xml:space="preserve"> </w:t>
+              <w:t xml:space="preserve">极简题面，未在前期实验中用过；</w:t>
             </w:r>
             <w:r>
               <w:rPr>
@@ -21348,12 +21040,6 @@
         <w:pStyle w:val="BodyText"/>
       </w:pPr>
       <w:r>
-        <w:t xml:space="preserve">⚠️</w:t>
-      </w:r>
-      <w:r>
-        <w:t xml:space="preserve"> </w:t>
-      </w:r>
-      <w:r>
         <w:rPr>
           <w:bCs/>
           <w:b/>
@@ -21409,13 +21095,7 @@
         <w:t xml:space="preserve">极简题面</w:t>
       </w:r>
       <w:r>
-        <w:t xml:space="preserve">（不含 audience/genre/length/dilemma 等装饰）。</w:t>
-      </w:r>
-      <w:r>
-        <w:t xml:space="preserve"> </w:t>
-      </w:r>
-      <w:r>
-        <w:t xml:space="preserve">⚠️ 已跑过并被判定为过拟合的题（自行车大组赛、高考志愿湖北 620 分、高中爱国诗歌朗诵）</w:t>
+        <w:t xml:space="preserve">（不含 audience/genre/length/dilemma 等装饰）。已跑过并被判定为过拟合的题（自行车大组赛、高考志愿湖北 620 分、高中爱国诗歌朗诵）</w:t>
       </w:r>
       <w:r>
         <w:rPr>
@@ -22162,12 +21842,6 @@
         <w:pStyle w:val="BodyText"/>
       </w:pPr>
       <w:r>
-        <w:t xml:space="preserve">⚠️</w:t>
-      </w:r>
-      <w:r>
-        <w:t xml:space="preserve"> </w:t>
-      </w:r>
-      <w:r>
         <w:rPr>
           <w:bCs/>
           <w:b/>
@@ -22203,12 +21877,6 @@
         <w:t xml:space="preserve"> </w:t>
       </w:r>
       <w:r>
-        <w:t xml:space="preserve">⚠️</w:t>
-      </w:r>
-      <w:r>
-        <w:t xml:space="preserve"> </w:t>
-      </w:r>
-      <w:r>
         <w:rPr>
           <w:bCs/>
           <w:b/>
@@ -22239,12 +21907,6 @@
       </w:r>
       <w:r>
         <w:t xml:space="preserve">。</w:t>
-      </w:r>
-      <w:r>
-        <w:t xml:space="preserve"> </w:t>
-      </w:r>
-      <w:r>
-        <w:t xml:space="preserve">⚠️</w:t>
       </w:r>
       <w:r>
         <w:t xml:space="preserve"> </w:t>
@@ -22352,7 +22014,7 @@
         <w:t xml:space="preserve">MiniMax-M3</w:t>
       </w:r>
       <w:r>
-        <w:t xml:space="preserve">（MiniMax 订阅端点），结构化中间态关闭 thinking、创作步保留 thinking（单模型，⚠️ 局限见 §9）。</w:t>
+        <w:t xml:space="preserve">（MiniMax 订阅端点），结构化中间态关闭 thinking、创作步保留 thinking（单模型，局限见 §9）。</w:t>
       </w:r>
     </w:p>
     <w:p>
@@ -22434,12 +22096,6 @@
         </w:numPr>
         <w:pStyle w:val="Compact"/>
       </w:pPr>
-      <w:r>
-        <w:t xml:space="preserve">⚠️</w:t>
-      </w:r>
-      <w:r>
-        <w:t xml:space="preserve"> </w:t>
-      </w:r>
       <w:r>
         <w:rPr>
           <w:rStyle w:val="VerbatimChar"/>
@@ -22759,11 +22415,7 @@
           <w:p>
             <w:pPr>
               <w:pStyle w:val="Compact"/>
-              <w:jc w:val="left"/>
-            </w:pPr>
-            <w:r>
-              <w:t xml:space="preserve">✅</w:t>
-            </w:r>
+            </w:pPr>
           </w:p>
         </w:tc>
       </w:tr>
@@ -22773,7 +22425,7 @@
         <w:pStyle w:val="BodyText"/>
       </w:pPr>
       <w:r>
-        <w:t xml:space="preserve">⚠️ 自检同时暴露：两判官</w:t>
+        <w:t xml:space="preserve">自检同时暴露：两判官</w:t>
       </w:r>
       <w:r>
         <w:rPr>
@@ -22809,12 +22461,6 @@
       </w:r>
       <w:r>
         <w:t xml:space="preserve">。</w:t>
-      </w:r>
-      <w:r>
-        <w:t xml:space="preserve"> </w:t>
-      </w:r>
-      <w:r>
-        <w:t xml:space="preserve">⚠️</w:t>
       </w:r>
       <w:r>
         <w:t xml:space="preserve"> </w:t>
@@ -23063,9 +22709,6 @@
       </w:r>
       <w:r>
         <w:t xml:space="preserve">：</w:t>
-      </w:r>
-      <w:r>
-        <w:t xml:space="preserve"> </w:t>
       </w:r>
       <w:r>
         <w:rPr>
@@ -23605,12 +23248,6 @@
               <w:jc w:val="center"/>
             </w:pPr>
             <w:r>
-              <w:t xml:space="preserve">⚠️</w:t>
-            </w:r>
-            <w:r>
-              <w:t xml:space="preserve"> </w:t>
-            </w:r>
-            <w:r>
               <w:rPr>
                 <w:bCs/>
                 <w:b/>
@@ -23619,9 +23256,6 @@
             </w:r>
             <w:r>
               <w:t xml:space="preserve">（原写作"因果"，</w:t>
-            </w:r>
-            <w:r>
-              <w:t xml:space="preserve"> </w:t>
             </w:r>
             <w:r>
               <w:rPr>
@@ -23921,9 +23555,6 @@
         <w:t xml:space="preserve">：</w:t>
       </w:r>
       <w:r>
-        <w:t xml:space="preserve"> </w:t>
-      </w:r>
-      <w:r>
         <w:rPr>
           <w:bCs/>
           <w:b/>
@@ -23934,9 +23565,6 @@
         <w:t xml:space="preserve">；</w:t>
       </w:r>
       <w:r>
-        <w:t xml:space="preserve"> </w:t>
-      </w:r>
-      <w:r>
         <w:rPr>
           <w:bCs/>
           <w:b/>
@@ -23944,13 +23572,6 @@
         <w:t xml:space="preserve">但"它比不做事实层更好"这一点，本批只与【随机基线】比过（①，</w:t>
       </w:r>
       <w:r>
-        <w:rPr>
-          <w:bCs/>
-          <w:b/>
-        </w:rPr>
-        <w:t xml:space="preserve"> </w:t>
-      </w:r>
-      <w:r>
         <w:t xml:space="preserve">比较对象 = 随机基线 0.5</w:t>
       </w:r>
       <w:r>
@@ -23961,13 +23582,6 @@
         <w:t xml:space="preserve">），尚未与【等强度提示词】比过（②，</w:t>
       </w:r>
       <w:r>
-        <w:rPr>
-          <w:bCs/>
-          <w:b/>
-        </w:rPr>
-        <w:t xml:space="preserve"> </w:t>
-      </w:r>
-      <w:r>
         <w:t xml:space="preserve">比较对象 = C0 臂</w:t>
       </w:r>
       <w:r>
@@ -24019,9 +23633,6 @@
         <w:t xml:space="preserve">（摘要与 §1.5 贡献表也是同一口径）：</w:t>
       </w:r>
       <w:r>
-        <w:t xml:space="preserve"> </w:t>
-      </w:r>
-      <w:r>
         <w:rPr>
           <w:bCs/>
           <w:b/>
@@ -24030,9 +23641,6 @@
       </w:r>
       <w:r>
         <w:t xml:space="preserve">；</w:t>
-      </w:r>
-      <w:r>
-        <w:t xml:space="preserve"> </w:t>
       </w:r>
       <w:r>
         <w:rPr>
@@ -24103,9 +23711,6 @@
         <w:t xml:space="preserve">（§2.3）。</w:t>
       </w:r>
       <w:r>
-        <w:t xml:space="preserve"> </w:t>
-      </w:r>
-      <w:r>
         <w:rPr>
           <w:bCs/>
           <w:b/>
@@ -24193,9 +23798,6 @@
         <w:t xml:space="preserve">取舍层的载体是"不能牺牲什么"（叙述性、抽象）；事实层的载体是"原样照抄的具体事实"（可逐字归属）。</w:t>
       </w:r>
       <w:r>
-        <w:t xml:space="preserve"> </w:t>
-      </w:r>
-      <w:r>
         <w:rPr>
           <w:bCs/>
           <w:b/>
@@ -24214,9 +23816,6 @@
       </w:r>
       <w:r>
         <w:t xml:space="preserve">；</w:t>
-      </w:r>
-      <w:r>
-        <w:t xml:space="preserve"> </w:t>
       </w:r>
       <w:r>
         <w:rPr>
@@ -24288,9 +23887,6 @@
         <w:t xml:space="preserve">：</w:t>
       </w:r>
       <w:r>
-        <w:t xml:space="preserve"> </w:t>
-      </w:r>
-      <w:r>
         <w:rPr>
           <w:bCs/>
           <w:b/>
@@ -24299,9 +23895,6 @@
       </w:r>
       <w:r>
         <w:t xml:space="preserve">；</w:t>
-      </w:r>
-      <w:r>
-        <w:t xml:space="preserve"> </w:t>
       </w:r>
       <w:r>
         <w:rPr>
@@ -24552,9 +24145,6 @@
         <w:t xml:space="preserve">：</w:t>
       </w:r>
       <w:r>
-        <w:t xml:space="preserve"> </w:t>
-      </w:r>
-      <w:r>
         <w:rPr>
           <w:bCs/>
           <w:b/>
@@ -24573,9 +24163,6 @@
       </w:r>
       <w:r>
         <w:t xml:space="preserve">：</w:t>
-      </w:r>
-      <w:r>
-        <w:t xml:space="preserve"> </w:t>
       </w:r>
       <w:r>
         <w:rPr>
@@ -24870,9 +24457,6 @@
       </w:r>
       <w:r>
         <w:t xml:space="preserve">：</w:t>
-      </w:r>
-      <w:r>
-        <w:t xml:space="preserve"> </w:t>
       </w:r>
       <w:r>
         <w:rPr>
@@ -25401,13 +24985,6 @@
         <w:t xml:space="preserve">：</w:t>
       </w:r>
       <w:r>
-        <w:rPr>
-          <w:bCs/>
-          <w:b/>
-        </w:rPr>
-        <w:t xml:space="preserve"> </w:t>
-      </w:r>
-      <w:r>
         <w:t xml:space="preserve">它是 D2 0.0717 ≈ D3 0.0703</w:t>
       </w:r>
       <w:r>
@@ -25600,9 +25177,6 @@
         <w:t xml:space="preserve">，</w:t>
       </w:r>
       <w:r>
-        <w:t xml:space="preserve"> </w:t>
-      </w:r>
-      <w:r>
         <w:rPr>
           <w:bCs/>
           <w:b/>
@@ -25626,9 +25200,6 @@
         <w:t xml:space="preserve">：</w:t>
       </w:r>
       <w:r>
-        <w:t xml:space="preserve"> </w:t>
-      </w:r>
-      <w:r>
         <w:rPr>
           <w:bCs/>
           <w:b/>
@@ -25655,9 +25226,6 @@
         <w:t xml:space="preserve">；</w:t>
       </w:r>
       <w:r>
-        <w:t xml:space="preserve"> </w:t>
-      </w:r>
-      <w:r>
         <w:rPr>
           <w:bCs/>
           <w:b/>
@@ -25671,12 +25239,6 @@
         <w:t xml:space="preserve"> </w:t>
       </w:r>
       <w:r>
-        <w:t xml:space="preserve">⚠️</w:t>
-      </w:r>
-      <w:r>
-        <w:t xml:space="preserve"> </w:t>
-      </w:r>
-      <w:r>
         <w:rPr>
           <w:bCs/>
           <w:b/>
@@ -25687,9 +25249,6 @@
         <w:t xml:space="preserve">：外部复算给出过一个"2.88×"，</w:t>
       </w:r>
       <w:r>
-        <w:t xml:space="preserve"> </w:t>
-      </w:r>
-      <w:r>
         <w:rPr>
           <w:bCs/>
           <w:b/>
@@ -25766,9 +25325,6 @@
       </w:r>
       <w:r>
         <w:t xml:space="preserve">，</w:t>
-      </w:r>
-      <w:r>
-        <w:t xml:space="preserve"> </w:t>
       </w:r>
       <w:r>
         <w:rPr>
@@ -25879,12 +25435,6 @@
         <w:pStyle w:val="BodyText"/>
       </w:pPr>
       <w:r>
-        <w:t xml:space="preserve">⚠️</w:t>
-      </w:r>
-      <w:r>
-        <w:t xml:space="preserve"> </w:t>
-      </w:r>
-      <w:r>
         <w:rPr>
           <w:bCs/>
           <w:b/>
@@ -26084,9 +25634,6 @@
         <w:t xml:space="preserve">：</w:t>
       </w:r>
       <w:r>
-        <w:t xml:space="preserve"> </w:t>
-      </w:r>
-      <w:r>
         <w:rPr>
           <w:bCs/>
           <w:b/>
@@ -26124,12 +25671,6 @@
       <w:pPr>
         <w:pStyle w:val="BodyText"/>
       </w:pPr>
-      <w:r>
-        <w:t xml:space="preserve">⚠️</w:t>
-      </w:r>
-      <w:r>
-        <w:t xml:space="preserve"> </w:t>
-      </w:r>
       <w:r>
         <w:rPr>
           <w:bCs/>
@@ -26808,12 +26349,6 @@
         <w:pStyle w:val="BodyText"/>
       </w:pPr>
       <w:r>
-        <w:t xml:space="preserve">⚠️</w:t>
-      </w:r>
-      <w:r>
-        <w:t xml:space="preserve"> </w:t>
-      </w:r>
-      <w:r>
         <w:rPr>
           <w:bCs/>
           <w:b/>
@@ -26822,9 +26357,6 @@
       </w:r>
       <w:r>
         <w:t xml:space="preserve">：</w:t>
-      </w:r>
-      <w:r>
-        <w:t xml:space="preserve"> </w:t>
       </w:r>
       <w:r>
         <w:rPr>
@@ -27445,12 +26977,6 @@
         <w:pStyle w:val="Compact"/>
       </w:pPr>
       <w:r>
-        <w:t xml:space="preserve">❌</w:t>
-      </w:r>
-      <w:r>
-        <w:t xml:space="preserve"> </w:t>
-      </w:r>
-      <w:r>
         <w:rPr>
           <w:bCs/>
           <w:b/>
@@ -27470,12 +26996,6 @@
         <w:pStyle w:val="Compact"/>
       </w:pPr>
       <w:r>
-        <w:t xml:space="preserve">❌</w:t>
-      </w:r>
-      <w:r>
-        <w:t xml:space="preserve"> </w:t>
-      </w:r>
-      <w:r>
         <w:rPr>
           <w:bCs/>
           <w:b/>
@@ -27495,12 +27015,6 @@
         <w:pStyle w:val="Compact"/>
       </w:pPr>
       <w:r>
-        <w:t xml:space="preserve">✅</w:t>
-      </w:r>
-      <w:r>
-        <w:t xml:space="preserve"> </w:t>
-      </w:r>
-      <w:r>
         <w:rPr>
           <w:bCs/>
           <w:b/>
@@ -27586,7 +27100,7 @@
         <w:pStyle w:val="FirstParagraph"/>
       </w:pPr>
       <w:r>
-        <w:t xml:space="preserve">⚠️ 在</w:t>
+        <w:t xml:space="preserve">在</w:t>
       </w:r>
       <w:r>
         <w:t xml:space="preserve"> </w:t>
@@ -28198,12 +27712,6 @@
         <w:pStyle w:val="BodyText"/>
       </w:pPr>
       <w:r>
-        <w:t xml:space="preserve">⚠️</w:t>
-      </w:r>
-      <w:r>
-        <w:t xml:space="preserve"> </w:t>
-      </w:r>
-      <w:r>
         <w:rPr>
           <w:bCs/>
           <w:b/>
@@ -28277,12 +27785,6 @@
       </w:r>
       <w:r>
         <w:t xml:space="preserve">。</w:t>
-      </w:r>
-      <w:r>
-        <w:t xml:space="preserve"> </w:t>
-      </w:r>
-      <w:r>
-        <w:t xml:space="preserve">⚠️，</w:t>
       </w:r>
       <w:r>
         <w:rPr>
@@ -28330,7 +27832,7 @@
         <w:pStyle w:val="FirstParagraph"/>
       </w:pPr>
       <w:r>
-        <w:t xml:space="preserve">⚠️ 上一节的结论</w:t>
+        <w:t xml:space="preserve">上一节的结论</w:t>
       </w:r>
       <w:r>
         <w:rPr>
@@ -28760,7 +28262,7 @@
         <w:pStyle w:val="BodyText"/>
       </w:pPr>
       <w:r>
-        <w:t xml:space="preserve">⚠️ 判官</w:t>
+        <w:t xml:space="preserve">判官</w:t>
       </w:r>
       <w:r>
         <w:t xml:space="preserve"> </w:t>
@@ -29675,12 +29177,6 @@
         <w:pStyle w:val="BodyText"/>
       </w:pPr>
       <w:r>
-        <w:t xml:space="preserve">⚠️</w:t>
-      </w:r>
-      <w:r>
-        <w:t xml:space="preserve"> </w:t>
-      </w:r>
-      <w:r>
         <w:rPr>
           <w:bCs/>
           <w:b/>
@@ -29774,12 +29270,6 @@
       </w:r>
       <w:r>
         <w:t xml:space="preserve">。</w:t>
-      </w:r>
-      <w:r>
-        <w:t xml:space="preserve"> </w:t>
-      </w:r>
-      <w:r>
-        <w:t xml:space="preserve">⚠️</w:t>
       </w:r>
       <w:r>
         <w:t xml:space="preserve"> </w:t>
@@ -30024,12 +29514,6 @@
               <w:jc w:val="left"/>
             </w:pPr>
             <w:r>
-              <w:t xml:space="preserve">✅</w:t>
-            </w:r>
-            <w:r>
-              <w:t xml:space="preserve"> </w:t>
-            </w:r>
-            <w:r>
               <w:rPr>
                 <w:bCs/>
                 <w:b/>
@@ -30116,7 +29600,7 @@
               <w:jc w:val="left"/>
             </w:pPr>
             <w:r>
-              <w:t xml:space="preserve">✅ 均指 WF-a3 胜</w:t>
+              <w:t xml:space="preserve">均指 WF-a3 胜</w:t>
             </w:r>
           </w:p>
         </w:tc>
@@ -30198,12 +29682,6 @@
               <w:jc w:val="left"/>
             </w:pPr>
             <w:r>
-              <w:t xml:space="preserve">✅</w:t>
-            </w:r>
-            <w:r>
-              <w:t xml:space="preserve"> </w:t>
-            </w:r>
-            <w:r>
               <w:rPr>
                 <w:bCs/>
                 <w:b/>
@@ -30263,7 +29741,7 @@
               <w:t xml:space="preserve"> </w:t>
             </w:r>
             <w:r>
-              <w:t xml:space="preserve">⚠️ 不可用)</w:t>
+              <w:t xml:space="preserve">不可用)</w:t>
             </w:r>
           </w:p>
         </w:tc>
@@ -30303,7 +29781,7 @@
               <w:jc w:val="left"/>
             </w:pPr>
             <w:r>
-              <w:t xml:space="preserve">⚠️ 两个可用判官方向一致</w:t>
+              <w:t xml:space="preserve">两个可用判官方向一致</w:t>
             </w:r>
           </w:p>
         </w:tc>
@@ -30358,7 +29836,7 @@
               <w:t xml:space="preserve"> </w:t>
             </w:r>
             <w:r>
-              <w:t xml:space="preserve">⚠️ 不可用)</w:t>
+              <w:t xml:space="preserve">不可用)</w:t>
             </w:r>
           </w:p>
         </w:tc>
@@ -30398,7 +29876,7 @@
               <w:jc w:val="left"/>
             </w:pPr>
             <w:r>
-              <w:t xml:space="preserve">✅ 均指 WF-a3 胜</w:t>
+              <w:t xml:space="preserve">均指 WF-a3 胜</w:t>
             </w:r>
           </w:p>
         </w:tc>
@@ -30480,7 +29958,7 @@
               <w:jc w:val="left"/>
             </w:pPr>
             <w:r>
-              <w:t xml:space="preserve">✅ 三判官方向一致</w:t>
+              <w:t xml:space="preserve">三判官方向一致</w:t>
             </w:r>
           </w:p>
         </w:tc>
@@ -30498,10 +29976,7 @@
         <w:t xml:space="preserve">在最强的对比（A vs WF-a3）上，三个判官在 D1 与 D3 两行给出完全相同的数字（0胜6负，位置一致率 1.00）</w:t>
       </w:r>
       <w:r>
-        <w:t xml:space="preserve">；⚠️</w:t>
-      </w:r>
-      <w:r>
-        <w:t xml:space="preserve"> </w:t>
+        <w:t xml:space="preserve">；</w:t>
       </w:r>
       <w:r>
         <w:rPr>
@@ -30570,10 +30045,7 @@
         <w:t xml:space="preserve">不是某个判官家族的偏好</w:t>
       </w:r>
       <w:r>
-        <w:t xml:space="preserve">，更可能来自产出本身；⚠️</w:t>
-      </w:r>
-      <w:r>
-        <w:t xml:space="preserve"> </w:t>
+        <w:t xml:space="preserve">，更可能来自产出本身；</w:t>
       </w:r>
       <w:r>
         <w:rPr>
@@ -30607,12 +30079,6 @@
       </w:r>
       <w:r>
         <w:t xml:space="preserve">。</w:t>
-      </w:r>
-      <w:r>
-        <w:t xml:space="preserve"> </w:t>
-      </w:r>
-      <w:r>
-        <w:t xml:space="preserve">⚠️</w:t>
       </w:r>
       <w:r>
         <w:t xml:space="preserve"> </w:t>
@@ -31044,9 +30510,6 @@
       </w:r>
       <w:r>
         <w:t xml:space="preserve">：</w:t>
-      </w:r>
-      <w:r>
-        <w:t xml:space="preserve"> </w:t>
       </w:r>
       <w:r>
         <w:rPr>
@@ -32407,9 +31870,6 @@
               <w:t xml:space="preserve">；</w:t>
             </w:r>
             <w:r>
-              <w:t xml:space="preserve"> </w:t>
-            </w:r>
-            <w:r>
               <w:rPr>
                 <w:bCs/>
                 <w:b/>
@@ -32495,9 +31955,6 @@
               <w:t xml:space="preserve">、</w:t>
             </w:r>
             <w:r>
-              <w:t xml:space="preserve"> </w:t>
-            </w:r>
-            <w:r>
               <w:rPr>
                 <w:bCs/>
                 <w:b/>
@@ -32527,9 +31984,6 @@
               <w:t xml:space="preserve">；</w:t>
             </w:r>
             <w:r>
-              <w:t xml:space="preserve"> </w:t>
-            </w:r>
-            <w:r>
               <w:rPr>
                 <w:bCs/>
                 <w:b/>
@@ -32540,9 +31994,6 @@
               <w:t xml:space="preserve">；</w:t>
             </w:r>
             <w:r>
-              <w:t xml:space="preserve"> </w:t>
-            </w:r>
-            <w:r>
               <w:rPr>
                 <w:bCs/>
                 <w:b/>
@@ -32605,9 +32056,6 @@
             </w:r>
             <w:r>
               <w:t xml:space="preserve">（p=0.0923）；</w:t>
-            </w:r>
-            <w:r>
-              <w:t xml:space="preserve"> </w:t>
             </w:r>
             <w:r>
               <w:rPr>
@@ -32773,12 +32221,6 @@
       <w:pPr>
         <w:pStyle w:val="BodyText"/>
       </w:pPr>
-      <w:r>
-        <w:t xml:space="preserve">⚠️</w:t>
-      </w:r>
-      <w:r>
-        <w:t xml:space="preserve"> </w:t>
-      </w:r>
       <w:r>
         <w:rPr>
           <w:bCs/>
@@ -32903,10 +32345,7 @@
         <w:t xml:space="preserve">最强对比（A vs WF-a3）的 D1 与 D3 两行</w:t>
       </w:r>
       <w:r>
-        <w:t xml:space="preserve">给出完全相同的数字；⚠️</w:t>
-      </w:r>
-      <w:r>
-        <w:t xml:space="preserve"> </w:t>
+        <w:t xml:space="preserve">给出完全相同的数字；</w:t>
       </w:r>
       <w:r>
         <w:rPr>
@@ -32972,15 +32411,7 @@
         <w:t xml:space="preserve">优先把跨厂商额度花在"锚点对比"上</w:t>
       </w:r>
       <w:r>
-        <w:t xml:space="preserve">（少量题、少量对比、双判官），而不是把它平摊到全部实验上。本文的额度分配恰好做反了（先把额度花在 G01 的全维度上，多题反而只能靠同源判官），这是流程上的一个教训。</w:t>
-      </w:r>
-    </w:p>
-    <w:p>
-      <w:pPr>
-        <w:pStyle w:val="FirstParagraph"/>
-      </w:pPr>
-      <w:r>
-        <w:t xml:space="preserve">⚠️ 同时提醒：</w:t>
+        <w:t xml:space="preserve">（少量题、少量对比、双判官），而不是把它平摊到全部实验上。本文的额度分配恰好做反了（先把额度花在 G01 的全维度上，多题反而只能靠同源判官），这是流程上的一个教训。同时提醒：</w:t>
       </w:r>
       <w:r>
         <w:rPr>
@@ -33038,7 +32469,7 @@
         <w:t xml:space="preserve">不足以</w:t>
       </w:r>
       <w:r>
-        <w:t xml:space="preserve">让产出被观点驱动。这与 📄</w:t>
+        <w:t xml:space="preserve">让产出被观点驱动。这与</w:t>
       </w:r>
       <w:r>
         <w:t xml:space="preserve"> </w:t>
@@ -33132,9 +32563,6 @@
         <w:t xml:space="preserve">：</w:t>
       </w:r>
       <w:r>
-        <w:t xml:space="preserve"> </w:t>
-      </w:r>
-      <w:r>
         <w:rPr>
           <w:bCs/>
           <w:b/>
@@ -33153,9 +32581,6 @@
       </w:r>
       <w:r>
         <w:t xml:space="preserve">；</w:t>
-      </w:r>
-      <w:r>
-        <w:t xml:space="preserve"> </w:t>
       </w:r>
       <w:r>
         <w:rPr>
@@ -33368,12 +32793,6 @@
         <w:pStyle w:val="BodyText"/>
       </w:pPr>
       <w:r>
-        <w:t xml:space="preserve">⚠️</w:t>
-      </w:r>
-      <w:r>
-        <w:t xml:space="preserve"> </w:t>
-      </w:r>
-      <w:r>
         <w:rPr>
           <w:bCs/>
           <w:b/>
@@ -33435,9 +32854,6 @@
       </w:r>
       <w:r>
         <w:t xml:space="preserve">：</w:t>
-      </w:r>
-      <w:r>
-        <w:t xml:space="preserve"> </w:t>
       </w:r>
       <w:r>
         <w:rPr>
@@ -33595,13 +33011,7 @@
         <w:t xml:space="preserve">结构位置</w:t>
       </w:r>
       <w:r>
-        <w:t xml:space="preserve">（写哪一段、占多少篇幅、论证顺序），而不是"某个词出不出现"。</w:t>
-      </w:r>
-      <w:r>
-        <w:t xml:space="preserve"> </w:t>
-      </w:r>
-      <w:r>
-        <w:t xml:space="preserve">⚠️ 这条与 §7.1 的结论是独立的：即使读数完美，当前 v3 的取舍设计也表达不了取舍。</w:t>
+        <w:t xml:space="preserve">（写哪一段、占多少篇幅、论证顺序），而不是"某个词出不出现"。这条与 §7.1 的结论是独立的：即使读数完美，当前 v3 的取舍设计也表达不了取舍。</w:t>
       </w:r>
       <w:r>
         <w:t xml:space="preserve"> </w:t>
@@ -33617,9 +33027,6 @@
         <w:t xml:space="preserve">：</w:t>
       </w:r>
       <w:r>
-        <w:t xml:space="preserve"> </w:t>
-      </w:r>
-      <w:r>
         <w:rPr>
           <w:bCs/>
           <w:b/>
@@ -33666,12 +33073,6 @@
         <w:t xml:space="preserve"> </w:t>
       </w:r>
       <w:r>
-        <w:t xml:space="preserve">⚠️</w:t>
-      </w:r>
-      <w:r>
-        <w:t xml:space="preserve"> </w:t>
-      </w:r>
-      <w:r>
         <w:rPr>
           <w:bCs/>
           <w:b/>
@@ -33690,9 +33091,6 @@
       </w:r>
       <w:r>
         <w:t xml:space="preserve">（对随机基线）；</w:t>
-      </w:r>
-      <w:r>
-        <w:t xml:space="preserve"> </w:t>
       </w:r>
       <w:r>
         <w:rPr>
@@ -34131,12 +33529,6 @@
         <w:pStyle w:val="BodyText"/>
       </w:pPr>
       <w:r>
-        <w:t xml:space="preserve">⚠️</w:t>
-      </w:r>
-      <w:r>
-        <w:t xml:space="preserve"> </w:t>
-      </w:r>
-      <w:r>
         <w:rPr>
           <w:bCs/>
           <w:b/>
@@ -34170,9 +33562,6 @@
       </w:r>
       <w:r>
         <w:t xml:space="preserve">（对照 §2.4 的封闭率刻度）：</w:t>
-      </w:r>
-      <w:r>
-        <w:t xml:space="preserve"> </w:t>
       </w:r>
       <w:r>
         <w:rPr>
@@ -34409,7 +33798,7 @@
         <w:t xml:space="preserve"> </w:t>
       </w:r>
       <w:r>
-        <w:t xml:space="preserve">⚠️ T10 上 D1 的 A vs WF-a3 是 3胜3负（唯一例外），</w:t>
+        <w:t xml:space="preserve">T10 上 D1 的 A vs WF-a3 是 3胜3负（唯一例外），</w:t>
       </w:r>
       <w:r>
         <w:rPr>
@@ -34420,12 +33809,6 @@
       </w:r>
       <w:r>
         <w:t xml:space="preserve">。</w:t>
-      </w:r>
-      <w:r>
-        <w:t xml:space="preserve"> </w:t>
-      </w:r>
-      <w:r>
-        <w:t xml:space="preserve">⚠️</w:t>
       </w:r>
       <w:r>
         <w:t xml:space="preserve"> </w:t>
@@ -34632,7 +34015,7 @@
         <w:t xml:space="preserve">代理指标</w:t>
       </w:r>
       <w:r>
-        <w:t xml:space="preserve">，不是"思想驱动"的直接测量。D3 试图逼近"概率检索 vs 人写"的区别，但由语言模型判定，可能与 📄</w:t>
+        <w:t xml:space="preserve">，不是"思想驱动"的直接测量。D3 试图逼近"概率检索 vs 人写"的区别，但由语言模型判定，可能与</w:t>
       </w:r>
       <w:r>
         <w:t xml:space="preserve"> </w:t>
@@ -34760,7 +34143,7 @@
         <w:t xml:space="preserve"> </w:t>
       </w:r>
       <w:r>
-        <w:t xml:space="preserve">⚠️ §7.4 的方向一致分离虽然跨 3 题、跨 3 判官，但</w:t>
+        <w:t xml:space="preserve">§7.4 的方向一致分离虽然跨 3 题、跨 3 判官，但</w:t>
       </w:r>
       <w:r>
         <w:rPr>
@@ -34957,7 +34340,7 @@
               <w:t xml:space="preserve">§7.4 / §7.5 的判官读数的外部效度</w:t>
             </w:r>
             <w:r>
-              <w:t xml:space="preserve">，具体影响"该方向不是某个判官家族的偏好"（§7.9）。⚠️ §7.9 已写明：</w:t>
+              <w:t xml:space="preserve">，具体影响"该方向不是某个判官家族的偏好"（§7.9）。 §7.9 已写明：</w:t>
             </w:r>
             <w:r>
               <w:rPr>
@@ -35186,7 +34569,7 @@
         <w:pStyle w:val="BodyText"/>
       </w:pPr>
       <w:r>
-        <w:t xml:space="preserve">⚠️ 这三项</w:t>
+        <w:t xml:space="preserve">这三项</w:t>
       </w:r>
       <w:r>
         <w:rPr>
@@ -35260,9 +34643,6 @@
       </w:r>
       <w:r>
         <w:t xml:space="preserve">：</w:t>
-      </w:r>
-      <w:r>
-        <w:t xml:space="preserve"> </w:t>
       </w:r>
       <w:r>
         <w:rPr>
@@ -35436,12 +34816,6 @@
         <w:pStyle w:val="BlockText"/>
       </w:pPr>
       <w:r>
-        <w:t xml:space="preserve">⚠️</w:t>
-      </w:r>
-      <w:r>
-        <w:t xml:space="preserve"> </w:t>
-      </w:r>
-      <w:r>
         <w:rPr>
           <w:bCs/>
           <w:b/>
@@ -35513,53 +34887,50 @@
         <w:rPr>
           <w:rStyle w:val="VerbatimChar"/>
         </w:rPr>
+        <w:t xml:space="preserve">【待回查】</w:t>
+      </w:r>
+      <w:r>
+        <w:t xml:space="preserve"> </w:t>
+      </w:r>
+      <w:r>
+        <w:t xml:space="preserve">=</w:t>
+      </w:r>
+      <w:r>
+        <w:t xml:space="preserve"> </w:t>
+      </w:r>
+      <w:r>
+        <w:rPr>
+          <w:bCs/>
+          <w:b/>
+        </w:rPr>
+        <w:t xml:space="preserve">该读数的一手材料待回查</w:t>
+      </w:r>
+      <w:r>
+        <w:t xml:space="preserve">（本文未据其下判决）；</w:t>
+      </w:r>
+      <w:r>
+        <w:rPr>
+          <w:bCs/>
+          <w:b/>
+        </w:rPr>
+        <w:t xml:space="preserve">本节当前无</w:t>
+      </w:r>
+      <w:r>
+        <w:rPr>
+          <w:bCs/>
+          <w:b/>
+        </w:rPr>
+        <w:t xml:space="preserve"> </w:t>
+      </w:r>
+      <w:r>
+        <w:rPr>
+          <w:rStyle w:val="VerbatimChar"/>
+          <w:bCs/>
+          <w:b/>
+        </w:rPr>
         <w:t xml:space="preserve">📌</w:t>
       </w:r>
       <w:r>
-        <w:t xml:space="preserve"> </w:t>
-      </w:r>
-      <w:r>
-        <w:t xml:space="preserve">=</w:t>
-      </w:r>
-      <w:r>
-        <w:t xml:space="preserve"> </w:t>
-      </w:r>
-      <w:r>
-        <w:rPr>
-          <w:bCs/>
-          <w:b/>
-        </w:rPr>
-        <w:t xml:space="preserve">该读数的一手材料待回查</w:t>
-      </w:r>
-      <w:r>
-        <w:t xml:space="preserve">（本文未据其下判决）；</w:t>
-      </w:r>
-      <w:r>
-        <w:t xml:space="preserve"> </w:t>
-      </w:r>
-      <w:r>
-        <w:rPr>
-          <w:bCs/>
-          <w:b/>
-        </w:rPr>
-        <w:t xml:space="preserve">本节当前无</w:t>
-      </w:r>
-      <w:r>
-        <w:rPr>
-          <w:bCs/>
-          <w:b/>
-        </w:rPr>
-        <w:t xml:space="preserve"> </w:t>
-      </w:r>
-      <w:r>
-        <w:rPr>
-          <w:rStyle w:val="VerbatimChar"/>
-          <w:bCs/>
-          <w:b/>
-        </w:rPr>
-        <w:t xml:space="preserve">📌</w:t>
-      </w:r>
-      <w:r>
         <w:rPr>
           <w:bCs/>
           <w:b/>
@@ -35575,9 +34946,6 @@
       </w:r>
       <w:r>
         <w:t xml:space="preserve">（本篇的未做项全部属"尚未完成"型；</w:t>
-      </w:r>
-      <w:r>
-        <w:t xml:space="preserve"> </w:t>
       </w:r>
       <w:r>
         <w:rPr>
@@ -35654,9 +35022,6 @@
       </w:r>
       <w:r>
         <w:t xml:space="preserve">，</w:t>
-      </w:r>
-      <w:r>
-        <w:t xml:space="preserve"> </w:t>
       </w:r>
       <w:r>
         <w:rPr>
@@ -35801,9 +35166,6 @@
               <w:t xml:space="preserve">；</w:t>
             </w:r>
             <w:r>
-              <w:t xml:space="preserve"> </w:t>
-            </w:r>
-            <w:r>
               <w:rPr>
                 <w:bCs/>
                 <w:b/>
@@ -35930,9 +35292,6 @@
             </w:pPr>
             <w:r>
               <w:t xml:space="preserve">保留条目，</w:t>
-            </w:r>
-            <w:r>
-              <w:t xml:space="preserve"> </w:t>
             </w:r>
             <w:r>
               <w:rPr>
@@ -36109,9 +35468,6 @@
         <w:t xml:space="preserve">；</w:t>
       </w:r>
       <w:r>
-        <w:t xml:space="preserve"> </w:t>
-      </w:r>
-      <w:r>
         <w:rPr>
           <w:bCs/>
           <w:b/>
@@ -36164,9 +35520,6 @@
       </w:r>
       <w:r>
         <w:t xml:space="preserve">，</w:t>
-      </w:r>
-      <w:r>
-        <w:t xml:space="preserve"> </w:t>
       </w:r>
       <w:r>
         <w:rPr>
@@ -36382,9 +35735,6 @@
               <w:t xml:space="preserve">+ D-1 换值同步在三臂间的方向；</w:t>
             </w:r>
             <w:r>
-              <w:t xml:space="preserve"> </w:t>
-            </w:r>
-            <w:r>
               <w:rPr>
                 <w:bCs/>
                 <w:b/>
@@ -36439,9 +35789,6 @@
               <w:t xml:space="preserve">。</w:t>
             </w:r>
             <w:r>
-              <w:t xml:space="preserve"> </w:t>
-            </w:r>
-            <w:r>
               <w:rPr>
                 <w:bCs/>
                 <w:b/>
@@ -36497,9 +35844,6 @@
             </w:r>
             <w:r>
               <w:t xml:space="preserve">（黑名单 6 条清单）；</w:t>
-            </w:r>
-            <w:r>
-              <w:t xml:space="preserve"> </w:t>
             </w:r>
             <w:r>
               <w:rPr>
@@ -36617,9 +35961,6 @@
               <w:t xml:space="preserve">）；</w:t>
             </w:r>
             <w:r>
-              <w:t xml:space="preserve"> </w:t>
-            </w:r>
-            <w:r>
               <w:rPr>
                 <w:bCs/>
                 <w:b/>
@@ -36627,13 +35968,6 @@
               <w:t xml:space="preserve">成本估算：第四组自算 ≈ ¥17；审稿侧独立复估 ≈ ¥4–10（按批形状估： 3 臂 × 10 题 × 4 样本 ≈ 120 次调用），两个来源同量级，不得取一个当定值，预算按【两个来源的上限】（≈¥17）估，</w:t>
             </w:r>
             <w:r>
-              <w:rPr>
-                <w:bCs/>
-                <w:b/>
-              </w:rPr>
-              <w:t xml:space="preserve"> </w:t>
-            </w:r>
-            <w:r>
               <w:t xml:space="preserve">但这不构成一个定值</w:t>
             </w:r>
             <w:r>
@@ -36703,9 +36037,6 @@
               <w:t xml:space="preserve">。</w:t>
             </w:r>
             <w:r>
-              <w:t xml:space="preserve"> </w:t>
-            </w:r>
-            <w:r>
               <w:rPr>
                 <w:bCs/>
                 <w:b/>
@@ -36779,9 +36110,6 @@
               <w:t xml:space="preserve">；</w:t>
             </w:r>
             <w:r>
-              <w:t xml:space="preserve"> </w:t>
-            </w:r>
-            <w:r>
               <w:rPr>
                 <w:bCs/>
                 <w:b/>
@@ -36790,9 +36118,6 @@
             </w:r>
             <w:r>
               <w:t xml:space="preserve">：</w:t>
-            </w:r>
-            <w:r>
-              <w:t xml:space="preserve"> </w:t>
             </w:r>
             <w:r>
               <w:rPr>
@@ -36945,9 +36270,6 @@
               <w:t xml:space="preserve">。</w:t>
             </w:r>
             <w:r>
-              <w:t xml:space="preserve"> </w:t>
-            </w:r>
-            <w:r>
               <w:rPr>
                 <w:bCs/>
                 <w:b/>
@@ -37045,9 +36367,6 @@
             </w:r>
             <w:r>
               <w:t xml:space="preserve">。</w:t>
-            </w:r>
-            <w:r>
-              <w:t xml:space="preserve"> </w:t>
             </w:r>
             <w:r>
               <w:rPr>
@@ -37195,9 +36514,6 @@
               <w:t xml:space="preserve">：</w:t>
             </w:r>
             <w:r>
-              <w:t xml:space="preserve"> </w:t>
-            </w:r>
-            <w:r>
               <w:rPr>
                 <w:bCs/>
                 <w:b/>
@@ -37223,9 +36539,6 @@
               <w:t xml:space="preserve">（保留原始包内相对路径、</w:t>
             </w:r>
             <w:r>
-              <w:t xml:space="preserve"> </w:t>
-            </w:r>
-            <w:r>
               <w:rPr>
                 <w:bCs/>
                 <w:b/>
@@ -37236,9 +36549,6 @@
               <w:t xml:space="preserve">），</w:t>
             </w:r>
             <w:r>
-              <w:t xml:space="preserve"> </w:t>
-            </w:r>
-            <w:r>
               <w:rPr>
                 <w:bCs/>
                 <w:b/>
@@ -37276,9 +36586,6 @@
               <w:t xml:space="preserve">可一次核完），</w:t>
             </w:r>
             <w:r>
-              <w:t xml:space="preserve"> </w:t>
-            </w:r>
-            <w:r>
               <w:rPr>
                 <w:bCs/>
                 <w:b/>
@@ -37302,9 +36609,6 @@
             </w:r>
             <w:r>
               <w:t xml:space="preserve">；</w:t>
-            </w:r>
-            <w:r>
-              <w:t xml:space="preserve"> </w:t>
             </w:r>
             <w:r>
               <w:rPr>
@@ -37461,9 +36765,6 @@
               <w:t xml:space="preserve">：</w:t>
             </w:r>
             <w:r>
-              <w:t xml:space="preserve"> </w:t>
-            </w:r>
-            <w:r>
               <w:rPr>
                 <w:bCs/>
                 <w:b/>
@@ -37522,9 +36823,6 @@
               <w:t xml:space="preserve">，</w:t>
             </w:r>
             <w:r>
-              <w:t xml:space="preserve"> </w:t>
-            </w:r>
-            <w:r>
               <w:rPr>
                 <w:bCs/>
                 <w:b/>
@@ -37533,9 +36831,6 @@
             </w:r>
             <w:r>
               <w:t xml:space="preserve">；</w:t>
-            </w:r>
-            <w:r>
-              <w:t xml:space="preserve"> </w:t>
             </w:r>
             <w:r>
               <w:rPr>
@@ -37675,9 +36970,6 @@
               <w:t xml:space="preserve">。</w:t>
             </w:r>
             <w:r>
-              <w:t xml:space="preserve"> </w:t>
-            </w:r>
-            <w:r>
               <w:rPr>
                 <w:bCs/>
                 <w:b/>
@@ -37713,9 +37005,6 @@
               <w:t xml:space="preserve">；</w:t>
             </w:r>
             <w:r>
-              <w:t xml:space="preserve"> </w:t>
-            </w:r>
-            <w:r>
               <w:rPr>
                 <w:bCs/>
                 <w:b/>
@@ -37726,9 +37015,6 @@
               <w:t xml:space="preserve">：</w:t>
             </w:r>
             <w:r>
-              <w:t xml:space="preserve"> </w:t>
-            </w:r>
-            <w:r>
               <w:rPr>
                 <w:bCs/>
                 <w:b/>
@@ -37747,9 +37033,6 @@
             </w:r>
             <w:r>
               <w:t xml:space="preserve">，</w:t>
-            </w:r>
-            <w:r>
-              <w:t xml:space="preserve"> </w:t>
             </w:r>
             <w:r>
               <w:rPr>
@@ -37910,9 +37193,6 @@
               <w:t xml:space="preserve">（同批加题）；</w:t>
             </w:r>
             <w:r>
-              <w:t xml:space="preserve"> </w:t>
-            </w:r>
-            <w:r>
               <w:rPr>
                 <w:bCs/>
                 <w:b/>
@@ -37920,13 +37200,6 @@
               <w:t xml:space="preserve">成本估算：第四组自算 ≈ ¥17；审稿侧独立复估 ≈ ¥4–10（按批形状估： 3 臂 × 10 题 × 4 样本 ≈ 120 次调用），两个来源同量级，但不得取一个当定值，预算按上限估。</w:t>
             </w:r>
             <w:r>
-              <w:rPr>
-                <w:bCs/>
-                <w:b/>
-              </w:rPr>
-              <w:t xml:space="preserve"> </w:t>
-            </w:r>
-            <w:r>
               <w:t xml:space="preserve"> </w:t>
             </w:r>
             <w:r>
@@ -38029,9 +37302,6 @@
               <w:t xml:space="preserve">。</w:t>
             </w:r>
             <w:r>
-              <w:t xml:space="preserve"> </w:t>
-            </w:r>
-            <w:r>
               <w:rPr>
                 <w:bCs/>
                 <w:b/>
@@ -38080,9 +37350,6 @@
               <w:t xml:space="preserve">）， 45/45 行与第四组产物逐行一致）——见 §3.3 / §4.1；</w:t>
             </w:r>
             <w:r>
-              <w:t xml:space="preserve"> </w:t>
-            </w:r>
-            <w:r>
               <w:rPr>
                 <w:bCs/>
                 <w:b/>
@@ -38091,9 +37358,6 @@
             </w:r>
             <w:r>
               <w:t xml:space="preserve">：</w:t>
-            </w:r>
-            <w:r>
-              <w:t xml:space="preserve"> </w:t>
             </w:r>
             <w:r>
               <w:rPr>
@@ -38214,9 +37478,6 @@
               <w:t xml:space="preserve">（判据已定版，</w:t>
             </w:r>
             <w:r>
-              <w:t xml:space="preserve"> </w:t>
-            </w:r>
-            <w:r>
               <w:rPr>
                 <w:bCs/>
                 <w:b/>
@@ -38278,9 +37539,6 @@
               <w:t xml:space="preserve">。</w:t>
             </w:r>
             <w:r>
-              <w:t xml:space="preserve"> </w:t>
-            </w:r>
-            <w:r>
               <w:rPr>
                 <w:bCs/>
                 <w:b/>
@@ -38291,9 +37549,6 @@
               <w:t xml:space="preserve">：</w:t>
             </w:r>
             <w:r>
-              <w:t xml:space="preserve"> </w:t>
-            </w:r>
-            <w:r>
               <w:rPr>
                 <w:bCs/>
                 <w:b/>
@@ -38364,9 +37619,6 @@
               <w:t xml:space="preserve">；</w:t>
             </w:r>
             <w:r>
-              <w:t xml:space="preserve"> </w:t>
-            </w:r>
-            <w:r>
               <w:rPr>
                 <w:bCs/>
                 <w:b/>
@@ -38375,9 +37627,6 @@
             </w:r>
             <w:r>
               <w:t xml:space="preserve">：</w:t>
-            </w:r>
-            <w:r>
-              <w:t xml:space="preserve"> </w:t>
             </w:r>
             <w:r>
               <w:rPr>
@@ -39214,9 +38463,6 @@
               <w:t xml:space="preserve">，</w:t>
             </w:r>
             <w:r>
-              <w:t xml:space="preserve"> </w:t>
-            </w:r>
-            <w:r>
               <w:rPr>
                 <w:bCs/>
                 <w:b/>
@@ -39227,9 +38473,6 @@
               <w:t xml:space="preserve">）</w:t>
             </w:r>
             <w:r>
-              <w:t xml:space="preserve"> </w:t>
-            </w:r>
-            <w:r>
               <w:rPr>
                 <w:bCs/>
                 <w:b/>
@@ -39287,9 +38530,6 @@
             </w:r>
             <w:r>
               <w:t xml:space="preserve">§3.3 / §3.7 的"状态机独有优势"能否被完全确证（C2 vs C0 p = 0.0923 未达阈值）</w:t>
-            </w:r>
-            <w:r>
-              <w:t xml:space="preserve"> </w:t>
             </w:r>
             <w:r>
               <w:rPr>
@@ -40117,7 +39357,7 @@
               <w:t xml:space="preserve">当前是"不可分辨"，不是"已否定"</w:t>
             </w:r>
             <w:r>
-              <w:t xml:space="preserve">； ** 跑批前置条件：须等【④ 篇判据定版】后再跑**）</w:t>
+              <w:t xml:space="preserve">；** 跑批前置条件：须等【④ 篇判据定版】后再跑**）</w:t>
             </w:r>
           </w:p>
         </w:tc>
@@ -40381,9 +39621,6 @@
             </w:r>
             <w:r>
               <w:t xml:space="preserve">；</w:t>
-            </w:r>
-            <w:r>
-              <w:t xml:space="preserve"> </w:t>
             </w:r>
             <w:r>
               <w:rPr>
@@ -40991,9 +40228,6 @@
         <w:t xml:space="preserve">：</w:t>
       </w:r>
       <w:r>
-        <w:t xml:space="preserve"> </w:t>
-      </w:r>
-      <w:r>
         <w:rPr>
           <w:bCs/>
           <w:b/>
@@ -41068,9 +40302,6 @@
       </w:r>
       <w:r>
         <w:t xml:space="preserve">）；</w:t>
-      </w:r>
-      <w:r>
-        <w:t xml:space="preserve"> </w:t>
       </w:r>
       <w:r>
         <w:rPr>
@@ -41408,10 +40639,7 @@
         <w:t xml:space="preserve">决策权部分回代码，同时保留取舍的实质</w:t>
       </w:r>
       <w:r>
-        <w:t xml:space="preserve">；⚠️</w:t>
-      </w:r>
-      <w:r>
-        <w:t xml:space="preserve"> </w:t>
+        <w:t xml:space="preserve">；</w:t>
       </w:r>
       <w:r>
         <w:rPr>
@@ -41429,12 +40657,6 @@
         <w:pStyle w:val="BodyText"/>
       </w:pPr>
       <w:r>
-        <w:t xml:space="preserve">⚠️</w:t>
-      </w:r>
-      <w:r>
-        <w:t xml:space="preserve"> </w:t>
-      </w:r>
-      <w:r>
         <w:rPr>
           <w:bCs/>
           <w:b/>
@@ -41496,9 +40718,6 @@
       </w:r>
       <w:r>
         <w:t xml:space="preserve">都还欠着（§10）。</w:t>
-      </w:r>
-      <w:r>
-        <w:t xml:space="preserve"> </w:t>
       </w:r>
       <w:r>
         <w:rPr>
@@ -41524,9 +40743,6 @@
       </w:r>
       <w:r>
         <w:t xml:space="preserve">（§0）：</w:t>
-      </w:r>
-      <w:r>
-        <w:t xml:space="preserve"> </w:t>
       </w:r>
       <w:r>
         <w:rPr>
@@ -41747,7 +40963,7 @@
               <w:jc w:val="left"/>
             </w:pPr>
             <w:r>
-              <w:t xml:space="preserve">分臂判决（⚠️ 必须先打</w:t>
+              <w:t xml:space="preserve">分臂判决（必须先打</w:t>
             </w:r>
             <w:r>
               <w:t xml:space="preserve"> </w:t>
@@ -44194,12 +43410,6 @@
         <w:pStyle w:val="BodyText"/>
       </w:pPr>
       <w:r>
-        <w:t xml:space="preserve">⚠️</w:t>
-      </w:r>
-      <w:r>
-        <w:t xml:space="preserve"> </w:t>
-      </w:r>
-      <w:r>
         <w:rPr>
           <w:bCs/>
           <w:b/>
@@ -44322,12 +43532,6 @@
         <w:t xml:space="preserve"> </w:t>
       </w:r>
       <w:r>
-        <w:t xml:space="preserve">⚠️</w:t>
-      </w:r>
-      <w:r>
-        <w:t xml:space="preserve"> </w:t>
-      </w:r>
-      <w:r>
         <w:rPr>
           <w:bCs/>
           <w:b/>
@@ -44419,12 +43623,6 @@
         <w:t xml:space="preserve"> </w:t>
       </w:r>
       <w:r>
-        <w:t xml:space="preserve">⚠️</w:t>
-      </w:r>
-      <w:r>
-        <w:t xml:space="preserve"> </w:t>
-      </w:r>
-      <w:r>
         <w:rPr>
           <w:rStyle w:val="VerbatimChar"/>
           <w:bCs/>
@@ -44483,12 +43681,6 @@
         <w:t xml:space="preserve"> </w:t>
       </w:r>
       <w:r>
-        <w:t xml:space="preserve">✔</w:t>
-      </w:r>
-      <w:r>
-        <w:t xml:space="preserve"> </w:t>
-      </w:r>
-      <w:r>
         <w:rPr>
           <w:rStyle w:val="VerbatimChar"/>
           <w:bCs/>
@@ -44512,9 +43704,6 @@
       </w:r>
       <w:r>
         <w:t xml:space="preserve">（文档部分已归档 + sha256 登记）；</w:t>
-      </w:r>
-      <w:r>
-        <w:t xml:space="preserve"> </w:t>
       </w:r>
       <w:r>
         <w:rPr>
@@ -46271,7 +45460,7 @@
               <w:jc w:val="left"/>
             </w:pPr>
             <w:r>
-              <w:t xml:space="preserve">⚠️ 位置一致率只排除</w:t>
+              <w:t xml:space="preserve">位置一致率只排除</w:t>
             </w:r>
             <w:r>
               <w:rPr>
@@ -46470,11 +45659,7 @@
           <w:p>
             <w:pPr>
               <w:pStyle w:val="Compact"/>
-              <w:jc w:val="center"/>
-            </w:pPr>
-            <w:r>
-              <w:t xml:space="preserve">✅</w:t>
-            </w:r>
+            </w:pPr>
           </w:p>
         </w:tc>
       </w:tr>
@@ -46556,11 +45741,7 @@
           <w:p>
             <w:pPr>
               <w:pStyle w:val="Compact"/>
-              <w:jc w:val="center"/>
-            </w:pPr>
-            <w:r>
-              <w:t xml:space="preserve">✅</w:t>
-            </w:r>
+            </w:pPr>
           </w:p>
         </w:tc>
       </w:tr>
@@ -46666,11 +45847,7 @@
           <w:p>
             <w:pPr>
               <w:pStyle w:val="Compact"/>
-              <w:jc w:val="center"/>
-            </w:pPr>
-            <w:r>
-              <w:t xml:space="preserve">✅</w:t>
-            </w:r>
+            </w:pPr>
           </w:p>
         </w:tc>
       </w:tr>
@@ -46758,11 +45935,7 @@
           <w:p>
             <w:pPr>
               <w:pStyle w:val="Compact"/>
-              <w:jc w:val="center"/>
-            </w:pPr>
-            <w:r>
-              <w:t xml:space="preserve">✅</w:t>
-            </w:r>
+            </w:pPr>
           </w:p>
         </w:tc>
       </w:tr>
@@ -46828,11 +46001,7 @@
           <w:p>
             <w:pPr>
               <w:pStyle w:val="Compact"/>
-              <w:jc w:val="center"/>
-            </w:pPr>
-            <w:r>
-              <w:t xml:space="preserve">✅</w:t>
-            </w:r>
+            </w:pPr>
           </w:p>
         </w:tc>
       </w:tr>
@@ -46898,11 +46067,7 @@
           <w:p>
             <w:pPr>
               <w:pStyle w:val="Compact"/>
-              <w:jc w:val="center"/>
-            </w:pPr>
-            <w:r>
-              <w:t xml:space="preserve">✅</w:t>
-            </w:r>
+            </w:pPr>
           </w:p>
         </w:tc>
       </w:tr>
@@ -47006,11 +46171,7 @@
           <w:p>
             <w:pPr>
               <w:pStyle w:val="Compact"/>
-              <w:jc w:val="center"/>
-            </w:pPr>
-            <w:r>
-              <w:t xml:space="preserve">✅</w:t>
-            </w:r>
+            </w:pPr>
           </w:p>
         </w:tc>
       </w:tr>
@@ -47102,11 +46263,7 @@
           <w:p>
             <w:pPr>
               <w:pStyle w:val="Compact"/>
-              <w:jc w:val="center"/>
-            </w:pPr>
-            <w:r>
-              <w:t xml:space="preserve">✅</w:t>
-            </w:r>
+            </w:pPr>
           </w:p>
         </w:tc>
       </w:tr>
@@ -47178,11 +46335,7 @@
           <w:p>
             <w:pPr>
               <w:pStyle w:val="Compact"/>
-              <w:jc w:val="center"/>
-            </w:pPr>
-            <w:r>
-              <w:t xml:space="preserve">✅</w:t>
-            </w:r>
+            </w:pPr>
           </w:p>
         </w:tc>
       </w:tr>
@@ -47286,11 +46439,7 @@
           <w:p>
             <w:pPr>
               <w:pStyle w:val="Compact"/>
-              <w:jc w:val="center"/>
-            </w:pPr>
-            <w:r>
-              <w:t xml:space="preserve">✅</w:t>
-            </w:r>
+            </w:pPr>
           </w:p>
         </w:tc>
       </w:tr>
@@ -47425,11 +46574,7 @@
           <w:p>
             <w:pPr>
               <w:pStyle w:val="Compact"/>
-              <w:jc w:val="center"/>
-            </w:pPr>
-            <w:r>
-              <w:t xml:space="preserve">✅</w:t>
-            </w:r>
+            </w:pPr>
           </w:p>
         </w:tc>
       </w:tr>
@@ -47839,11 +46984,7 @@
           <w:p>
             <w:pPr>
               <w:pStyle w:val="Compact"/>
-              <w:jc w:val="center"/>
-            </w:pPr>
-            <w:r>
-              <w:t xml:space="preserve">✅</w:t>
-            </w:r>
+            </w:pPr>
           </w:p>
         </w:tc>
       </w:tr>
@@ -47900,11 +47041,7 @@
           <w:p>
             <w:pPr>
               <w:pStyle w:val="Compact"/>
-              <w:jc w:val="center"/>
-            </w:pPr>
-            <w:r>
-              <w:t xml:space="preserve">✅</w:t>
-            </w:r>
+            </w:pPr>
           </w:p>
         </w:tc>
       </w:tr>
@@ -47964,11 +47101,7 @@
           <w:p>
             <w:pPr>
               <w:pStyle w:val="Compact"/>
-              <w:jc w:val="center"/>
-            </w:pPr>
-            <w:r>
-              <w:t xml:space="preserve">✅</w:t>
-            </w:r>
+            </w:pPr>
           </w:p>
         </w:tc>
       </w:tr>
@@ -48028,11 +47161,7 @@
           <w:p>
             <w:pPr>
               <w:pStyle w:val="Compact"/>
-              <w:jc w:val="center"/>
-            </w:pPr>
-            <w:r>
-              <w:t xml:space="preserve">✅</w:t>
-            </w:r>
+            </w:pPr>
           </w:p>
         </w:tc>
       </w:tr>
@@ -48099,11 +47228,7 @@
           <w:p>
             <w:pPr>
               <w:pStyle w:val="Compact"/>
-              <w:jc w:val="center"/>
-            </w:pPr>
-            <w:r>
-              <w:t xml:space="preserve">✅</w:t>
-            </w:r>
+            </w:pPr>
           </w:p>
         </w:tc>
       </w:tr>
@@ -48209,11 +47334,7 @@
           <w:p>
             <w:pPr>
               <w:pStyle w:val="Compact"/>
-              <w:jc w:val="center"/>
-            </w:pPr>
-            <w:r>
-              <w:t xml:space="preserve">✅</w:t>
-            </w:r>
+            </w:pPr>
           </w:p>
         </w:tc>
       </w:tr>
@@ -48263,11 +47384,7 @@
           <w:p>
             <w:pPr>
               <w:pStyle w:val="Compact"/>
-              <w:jc w:val="center"/>
-            </w:pPr>
-            <w:r>
-              <w:t xml:space="preserve">✅</w:t>
-            </w:r>
+            </w:pPr>
           </w:p>
         </w:tc>
       </w:tr>
@@ -48340,11 +47457,7 @@
           <w:p>
             <w:pPr>
               <w:pStyle w:val="Compact"/>
-              <w:jc w:val="center"/>
-            </w:pPr>
-            <w:r>
-              <w:t xml:space="preserve">✅</w:t>
-            </w:r>
+            </w:pPr>
           </w:p>
         </w:tc>
       </w:tr>
@@ -48411,11 +47524,7 @@
           <w:p>
             <w:pPr>
               <w:pStyle w:val="Compact"/>
-              <w:jc w:val="center"/>
-            </w:pPr>
-            <w:r>
-              <w:t xml:space="preserve">✅</w:t>
-            </w:r>
+            </w:pPr>
           </w:p>
         </w:tc>
       </w:tr>
@@ -48616,11 +47725,7 @@
           <w:p>
             <w:pPr>
               <w:pStyle w:val="Compact"/>
-              <w:jc w:val="center"/>
-            </w:pPr>
-            <w:r>
-              <w:t xml:space="preserve">✅</w:t>
-            </w:r>
+            </w:pPr>
           </w:p>
         </w:tc>
       </w:tr>
@@ -48693,11 +47798,7 @@
           <w:p>
             <w:pPr>
               <w:pStyle w:val="Compact"/>
-              <w:jc w:val="center"/>
-            </w:pPr>
-            <w:r>
-              <w:t xml:space="preserve">✅</w:t>
-            </w:r>
+            </w:pPr>
           </w:p>
         </w:tc>
       </w:tr>
@@ -48805,11 +47906,7 @@
           <w:p>
             <w:pPr>
               <w:pStyle w:val="Compact"/>
-              <w:jc w:val="center"/>
-            </w:pPr>
-            <w:r>
-              <w:t xml:space="preserve">✅</w:t>
-            </w:r>
+            </w:pPr>
           </w:p>
         </w:tc>
       </w:tr>
@@ -48908,11 +48005,7 @@
           <w:p>
             <w:pPr>
               <w:pStyle w:val="Compact"/>
-              <w:jc w:val="center"/>
-            </w:pPr>
-            <w:r>
-              <w:t xml:space="preserve">✅</w:t>
-            </w:r>
+            </w:pPr>
           </w:p>
         </w:tc>
       </w:tr>
@@ -48988,11 +48081,7 @@
           <w:p>
             <w:pPr>
               <w:pStyle w:val="Compact"/>
-              <w:jc w:val="center"/>
-            </w:pPr>
-            <w:r>
-              <w:t xml:space="preserve">✅</w:t>
-            </w:r>
+            </w:pPr>
           </w:p>
         </w:tc>
       </w:tr>
@@ -49069,11 +48158,7 @@
           <w:p>
             <w:pPr>
               <w:pStyle w:val="Compact"/>
-              <w:jc w:val="center"/>
-            </w:pPr>
-            <w:r>
-              <w:t xml:space="preserve">✅</w:t>
-            </w:r>
+            </w:pPr>
           </w:p>
         </w:tc>
       </w:tr>
@@ -49171,11 +48256,7 @@
           <w:p>
             <w:pPr>
               <w:pStyle w:val="Compact"/>
-              <w:jc w:val="center"/>
-            </w:pPr>
-            <w:r>
-              <w:t xml:space="preserve">✅</w:t>
-            </w:r>
+            </w:pPr>
           </w:p>
         </w:tc>
       </w:tr>
@@ -49235,11 +48316,7 @@
           <w:p>
             <w:pPr>
               <w:pStyle w:val="Compact"/>
-              <w:jc w:val="center"/>
-            </w:pPr>
-            <w:r>
-              <w:t xml:space="preserve">✅</w:t>
-            </w:r>
+            </w:pPr>
           </w:p>
         </w:tc>
       </w:tr>
@@ -49308,11 +48385,7 @@
           <w:p>
             <w:pPr>
               <w:pStyle w:val="Compact"/>
-              <w:jc w:val="center"/>
-            </w:pPr>
-            <w:r>
-              <w:t xml:space="preserve">✅</w:t>
-            </w:r>
+            </w:pPr>
           </w:p>
         </w:tc>
       </w:tr>
@@ -49381,11 +48454,7 @@
           <w:p>
             <w:pPr>
               <w:pStyle w:val="Compact"/>
-              <w:jc w:val="center"/>
-            </w:pPr>
-            <w:r>
-              <w:t xml:space="preserve">✅</w:t>
-            </w:r>
+            </w:pPr>
           </w:p>
         </w:tc>
       </w:tr>
@@ -49474,11 +48543,7 @@
           <w:p>
             <w:pPr>
               <w:pStyle w:val="Compact"/>
-              <w:jc w:val="center"/>
-            </w:pPr>
-            <w:r>
-              <w:t xml:space="preserve">✅</w:t>
-            </w:r>
+            </w:pPr>
           </w:p>
         </w:tc>
       </w:tr>
@@ -49557,11 +48622,7 @@
           <w:p>
             <w:pPr>
               <w:pStyle w:val="Compact"/>
-              <w:jc w:val="center"/>
-            </w:pPr>
-            <w:r>
-              <w:t xml:space="preserve">✅</w:t>
-            </w:r>
+            </w:pPr>
           </w:p>
         </w:tc>
       </w:tr>
@@ -49640,11 +48701,7 @@
           <w:p>
             <w:pPr>
               <w:pStyle w:val="Compact"/>
-              <w:jc w:val="center"/>
-            </w:pPr>
-            <w:r>
-              <w:t xml:space="preserve">✅</w:t>
-            </w:r>
+            </w:pPr>
           </w:p>
         </w:tc>
       </w:tr>
@@ -49707,11 +48764,7 @@
           <w:p>
             <w:pPr>
               <w:pStyle w:val="Compact"/>
-              <w:jc w:val="center"/>
-            </w:pPr>
-            <w:r>
-              <w:t xml:space="preserve">✅</w:t>
-            </w:r>
+            </w:pPr>
           </w:p>
         </w:tc>
       </w:tr>
@@ -49799,11 +48852,7 @@
           <w:p>
             <w:pPr>
               <w:pStyle w:val="Compact"/>
-              <w:jc w:val="center"/>
-            </w:pPr>
-            <w:r>
-              <w:t xml:space="preserve">✅</w:t>
-            </w:r>
+            </w:pPr>
           </w:p>
         </w:tc>
       </w:tr>
@@ -49924,11 +48973,7 @@
           <w:p>
             <w:pPr>
               <w:pStyle w:val="Compact"/>
-              <w:jc w:val="center"/>
-            </w:pPr>
-            <w:r>
-              <w:t xml:space="preserve">✅</w:t>
-            </w:r>
+            </w:pPr>
           </w:p>
         </w:tc>
       </w:tr>
@@ -50043,11 +49088,7 @@
           <w:p>
             <w:pPr>
               <w:pStyle w:val="Compact"/>
-              <w:jc w:val="center"/>
-            </w:pPr>
-            <w:r>
-              <w:t xml:space="preserve">✅</w:t>
-            </w:r>
+            </w:pPr>
           </w:p>
         </w:tc>
       </w:tr>
@@ -50123,11 +49164,7 @@
           <w:p>
             <w:pPr>
               <w:pStyle w:val="Compact"/>
-              <w:jc w:val="center"/>
-            </w:pPr>
-            <w:r>
-              <w:t xml:space="preserve">✅</w:t>
-            </w:r>
+            </w:pPr>
           </w:p>
         </w:tc>
       </w:tr>
@@ -50235,11 +49272,7 @@
           <w:p>
             <w:pPr>
               <w:pStyle w:val="Compact"/>
-              <w:jc w:val="center"/>
-            </w:pPr>
-            <w:r>
-              <w:t xml:space="preserve">✅</w:t>
-            </w:r>
+            </w:pPr>
           </w:p>
         </w:tc>
       </w:tr>
@@ -50332,9 +49365,6 @@
               <w:t xml:space="preserve">；</w:t>
             </w:r>
             <w:r>
-              <w:t xml:space="preserve"> </w:t>
-            </w:r>
-            <w:r>
               <w:rPr>
                 <w:bCs/>
                 <w:b/>
@@ -50431,11 +49461,7 @@
           <w:p>
             <w:pPr>
               <w:pStyle w:val="Compact"/>
-              <w:jc w:val="center"/>
-            </w:pPr>
-            <w:r>
-              <w:t xml:space="preserve">✅</w:t>
-            </w:r>
+            </w:pPr>
           </w:p>
         </w:tc>
       </w:tr>
@@ -50521,11 +49547,7 @@
           <w:p>
             <w:pPr>
               <w:pStyle w:val="Compact"/>
-              <w:jc w:val="center"/>
-            </w:pPr>
-            <w:r>
-              <w:t xml:space="preserve">✅</w:t>
-            </w:r>
+            </w:pPr>
           </w:p>
         </w:tc>
       </w:tr>
@@ -50617,11 +49639,7 @@
           <w:p>
             <w:pPr>
               <w:pStyle w:val="Compact"/>
-              <w:jc w:val="center"/>
-            </w:pPr>
-            <w:r>
-              <w:t xml:space="preserve">✅</w:t>
-            </w:r>
+            </w:pPr>
           </w:p>
         </w:tc>
       </w:tr>
@@ -50732,11 +49750,7 @@
           <w:p>
             <w:pPr>
               <w:pStyle w:val="Compact"/>
-              <w:jc w:val="center"/>
-            </w:pPr>
-            <w:r>
-              <w:t xml:space="preserve">✅</w:t>
-            </w:r>
+            </w:pPr>
           </w:p>
         </w:tc>
       </w:tr>
@@ -50793,11 +49807,7 @@
           <w:p>
             <w:pPr>
               <w:pStyle w:val="Compact"/>
-              <w:jc w:val="center"/>
-            </w:pPr>
-            <w:r>
-              <w:t xml:space="preserve">✅</w:t>
-            </w:r>
+            </w:pPr>
           </w:p>
         </w:tc>
       </w:tr>
@@ -50901,11 +49911,7 @@
           <w:p>
             <w:pPr>
               <w:pStyle w:val="Compact"/>
-              <w:jc w:val="center"/>
-            </w:pPr>
-            <w:r>
-              <w:t xml:space="preserve">✅</w:t>
-            </w:r>
+            </w:pPr>
           </w:p>
         </w:tc>
       </w:tr>
@@ -50995,11 +50001,7 @@
           <w:p>
             <w:pPr>
               <w:pStyle w:val="Compact"/>
-              <w:jc w:val="center"/>
-            </w:pPr>
-            <w:r>
-              <w:t xml:space="preserve">✅</w:t>
-            </w:r>
+            </w:pPr>
           </w:p>
         </w:tc>
       </w:tr>
@@ -51133,11 +50135,7 @@
           <w:p>
             <w:pPr>
               <w:pStyle w:val="Compact"/>
-              <w:jc w:val="center"/>
-            </w:pPr>
-            <w:r>
-              <w:t xml:space="preserve">✅</w:t>
-            </w:r>
+            </w:pPr>
           </w:p>
         </w:tc>
       </w:tr>
@@ -51190,11 +50188,7 @@
           <w:p>
             <w:pPr>
               <w:pStyle w:val="Compact"/>
-              <w:jc w:val="center"/>
-            </w:pPr>
-            <w:r>
-              <w:t xml:space="preserve">✅</w:t>
-            </w:r>
+            </w:pPr>
           </w:p>
         </w:tc>
       </w:tr>
@@ -51247,11 +50241,7 @@
           <w:p>
             <w:pPr>
               <w:pStyle w:val="Compact"/>
-              <w:jc w:val="center"/>
-            </w:pPr>
-            <w:r>
-              <w:t xml:space="preserve">✅</w:t>
-            </w:r>
+            </w:pPr>
           </w:p>
         </w:tc>
       </w:tr>
@@ -51336,11 +50326,7 @@
           <w:p>
             <w:pPr>
               <w:pStyle w:val="Compact"/>
-              <w:jc w:val="center"/>
-            </w:pPr>
-            <w:r>
-              <w:t xml:space="preserve">✅</w:t>
-            </w:r>
+            </w:pPr>
           </w:p>
         </w:tc>
       </w:tr>
@@ -51406,11 +50392,7 @@
           <w:p>
             <w:pPr>
               <w:pStyle w:val="Compact"/>
-              <w:jc w:val="center"/>
-            </w:pPr>
-            <w:r>
-              <w:t xml:space="preserve">✅</w:t>
-            </w:r>
+            </w:pPr>
           </w:p>
         </w:tc>
       </w:tr>
@@ -51473,11 +50455,7 @@
           <w:p>
             <w:pPr>
               <w:pStyle w:val="Compact"/>
-              <w:jc w:val="center"/>
-            </w:pPr>
-            <w:r>
-              <w:t xml:space="preserve">✅</w:t>
-            </w:r>
+            </w:pPr>
           </w:p>
         </w:tc>
       </w:tr>
@@ -51565,11 +50543,7 @@
           <w:p>
             <w:pPr>
               <w:pStyle w:val="Compact"/>
-              <w:jc w:val="center"/>
-            </w:pPr>
-            <w:r>
-              <w:t xml:space="preserve">✅</w:t>
-            </w:r>
+            </w:pPr>
           </w:p>
         </w:tc>
       </w:tr>
@@ -51693,11 +50667,7 @@
           <w:p>
             <w:pPr>
               <w:pStyle w:val="Compact"/>
-              <w:jc w:val="center"/>
-            </w:pPr>
-            <w:r>
-              <w:t xml:space="preserve">✅</w:t>
-            </w:r>
+            </w:pPr>
           </w:p>
         </w:tc>
       </w:tr>
@@ -51766,11 +50736,7 @@
           <w:p>
             <w:pPr>
               <w:pStyle w:val="Compact"/>
-              <w:jc w:val="center"/>
-            </w:pPr>
-            <w:r>
-              <w:t xml:space="preserve">✅</w:t>
-            </w:r>
+            </w:pPr>
           </w:p>
         </w:tc>
       </w:tr>
@@ -51839,11 +50805,7 @@
           <w:p>
             <w:pPr>
               <w:pStyle w:val="Compact"/>
-              <w:jc w:val="center"/>
-            </w:pPr>
-            <w:r>
-              <w:t xml:space="preserve">✅</w:t>
-            </w:r>
+            </w:pPr>
           </w:p>
         </w:tc>
       </w:tr>
@@ -51896,11 +50858,7 @@
           <w:p>
             <w:pPr>
               <w:pStyle w:val="Compact"/>
-              <w:jc w:val="center"/>
-            </w:pPr>
-            <w:r>
-              <w:t xml:space="preserve">✅</w:t>
-            </w:r>
+            </w:pPr>
           </w:p>
         </w:tc>
       </w:tr>
@@ -51969,11 +50927,7 @@
           <w:p>
             <w:pPr>
               <w:pStyle w:val="Compact"/>
-              <w:jc w:val="center"/>
-            </w:pPr>
-            <w:r>
-              <w:t xml:space="preserve">✅</w:t>
-            </w:r>
+            </w:pPr>
           </w:p>
         </w:tc>
       </w:tr>
@@ -52637,9 +51591,6 @@
               <w:t xml:space="preserve">；</w:t>
             </w:r>
             <w:r>
-              <w:t xml:space="preserve"> </w:t>
-            </w:r>
-            <w:r>
               <w:rPr>
                 <w:bCs/>
                 <w:b/>
@@ -52772,9 +51723,6 @@
               <w:t xml:space="preserve">）并写入 §2.1；</w:t>
             </w:r>
             <w:r>
-              <w:t xml:space="preserve"> </w:t>
-            </w:r>
-            <w:r>
               <w:rPr>
                 <w:bCs/>
                 <w:b/>
@@ -52892,12 +51840,6 @@
               <w:jc w:val="center"/>
             </w:pPr>
             <w:r>
-              <w:t xml:space="preserve">✅</w:t>
-            </w:r>
-            <w:r>
-              <w:t xml:space="preserve"> </w:t>
-            </w:r>
-            <w:r>
               <w:rPr>
                 <w:bCs/>
                 <w:b/>
@@ -52985,12 +51927,6 @@
               <w:jc w:val="center"/>
             </w:pPr>
             <w:r>
-              <w:t xml:space="preserve">✅</w:t>
-            </w:r>
-            <w:r>
-              <w:t xml:space="preserve"> </w:t>
-            </w:r>
-            <w:r>
               <w:rPr>
                 <w:bCs/>
                 <w:b/>
@@ -53108,9 +52044,6 @@
               <w:t xml:space="preserve">：</w:t>
             </w:r>
             <w:r>
-              <w:t xml:space="preserve"> </w:t>
-            </w:r>
-            <w:r>
               <w:rPr>
                 <w:bCs/>
                 <w:b/>
@@ -53121,9 +52054,6 @@
               <w:t xml:space="preserve">（10 题 × 4 样本）；</w:t>
             </w:r>
             <w:r>
-              <w:t xml:space="preserve"> </w:t>
-            </w:r>
-            <w:r>
               <w:rPr>
                 <w:bCs/>
                 <w:b/>
@@ -53165,9 +52095,6 @@
             </w:r>
             <w:r>
               <w:t xml:space="preserve">，当前是"不可分辨"，</w:t>
-            </w:r>
-            <w:r>
-              <w:t xml:space="preserve"> </w:t>
             </w:r>
             <w:r>
               <w:rPr>
@@ -53282,9 +52209,6 @@
               <w:t xml:space="preserve">）；</w:t>
             </w:r>
             <w:r>
-              <w:t xml:space="preserve"> </w:t>
-            </w:r>
-            <w:r>
               <w:rPr>
                 <w:bCs/>
                 <w:b/>
@@ -53370,9 +52294,6 @@
             </w:r>
             <w:r>
               <w:t xml:space="preserve">）；</w:t>
-            </w:r>
-            <w:r>
-              <w:t xml:space="preserve"> </w:t>
             </w:r>
             <w:r>
               <w:rPr>

--- a/papers/04_D_StateMachineIsNotYetAPrompt_交差稿.docx
+++ b/papers/04_D_StateMachineIsNotYetAPrompt_交差稿.docx
@@ -62,7 +62,7 @@
         <w:rPr>
           <w:rStyle w:val="VerbatimChar"/>
         </w:rPr>
-        <w:t xml:space="preserve">✅</w:t>
+        <w:t xml:space="preserve">【已核】</w:t>
       </w:r>
       <w:r>
         <w:t xml:space="preserve"> </w:t>
@@ -77,7 +77,7 @@
         <w:rPr>
           <w:rStyle w:val="VerbatimChar"/>
         </w:rPr>
-        <w:t xml:space="preserve">📌</w:t>
+        <w:t xml:space="preserve">【待回查】</w:t>
       </w:r>
       <w:r>
         <w:t xml:space="preserve"> </w:t>
@@ -4582,7 +4582,7 @@
         <w:rPr>
           <w:rStyle w:val="VerbatimChar"/>
         </w:rPr>
-        <w:t xml:space="preserve">                    ✅ 成立               ❌ v3 几何归零</w:t>
+        <w:t xml:space="preserve">                    成立                 v3 几何归零</w:t>
       </w:r>
       <w:r>
         <w:br/>
@@ -4591,7 +4591,7 @@
         <w:rPr>
           <w:rStyle w:val="VerbatimChar"/>
         </w:rPr>
-        <w:t xml:space="preserve">                    （9.13×）             ⚠️ v4 定位到"选择器"</w:t>
+        <w:t xml:space="preserve">                    （9.13×）             v4 定位到"选择器"</w:t>
       </w:r>
     </w:p>
     <w:tbl>
@@ -34928,7 +34928,7 @@
           <w:bCs/>
           <w:b/>
         </w:rPr>
-        <w:t xml:space="preserve">📌</w:t>
+        <w:t xml:space="preserve">【待回查】</w:t>
       </w:r>
       <w:r>
         <w:rPr>
